--- a/career-reset-side-business/Threads→アポ_完全マニュアル.docx
+++ b/career-reset-side-business/Threads→アポ_完全マニュアル.docx
@@ -18,7 +18,7 @@
           <w:sz w:val="28"/>
           <w:szCs w:val="28"/>
         </w:rPr>
-        <w:t xml:space="preserve">Threads →（公式LINE）→ 無料相談アポ｜完全マニュアル</w:t>
+        <w:t xml:space="preserve">Threads →（仕事用LINE）→ 無料相談アポ｜完全マニュアル</w:t>
       </w:r>
     </w:p>
     <w:p>
@@ -32,7 +32,125 @@
           <w:sz w:val="20"/>
           <w:szCs w:val="20"/>
         </w:rPr>
-        <w:t xml:space="preserve">目的：Threadsの発信から「無料相談（アポ）」を安定して生み出し、90日プログラム（30万円）につなげる。売り込みは投稿でせず、価値提供→導線→教育→相談の順で信頼を積みます。</w:t>
+        <w:t xml:space="preserve">目的：Threadsの発信から「無料相談（アポ）」を安定して生み出し、90日プログラム（30万円）につなげる。受け皿は“あなたの仕事用LINE”（個人アカウント）。売り込みは投稿でせず、価値提供→導線→手動フォロー→相談の順で信頼を積みます。</w:t>
+      </w:r>
+    </w:p>
+    <w:tbl>
+      <w:tblPr>
+        <w:tblW w:type="dxa" w:w="9638"/>
+        <w:tblBorders>
+          <w:top w:val="single" w:color="F6EFE3" w:sz="4"/>
+          <w:left w:val="single" w:color="F6EFE3" w:sz="4"/>
+          <w:bottom w:val="single" w:color="F6EFE3" w:sz="4"/>
+          <w:right w:val="single" w:color="F6EFE3" w:sz="4"/>
+          <w:insideH w:val="single" w:color="auto" w:sz="4"/>
+          <w:insideV w:val="single" w:color="auto" w:sz="4"/>
+        </w:tblBorders>
+      </w:tblPr>
+      <w:tblGrid>
+        <w:gridCol w:w="9638"/>
+      </w:tblGrid>
+      <w:tr>
+        <w:tc>
+          <w:tcPr>
+            <w:tcBorders>
+              <w:top w:val="single" w:color="F6EFE3" w:sz="4"/>
+              <w:left w:val="single" w:color="7A2233" w:sz="26"/>
+              <w:bottom w:val="single" w:color="F6EFE3" w:sz="4"/>
+              <w:right w:val="single" w:color="F6EFE3" w:sz="4"/>
+            </w:tcBorders>
+            <w:shd w:fill="F6EFE3" w:color="auto" w:val="clear"/>
+            <w:tcMar>
+              <w:top w:type="dxa" w:w="160"/>
+              <w:left w:type="dxa" w:w="240"/>
+              <w:bottom w:type="dxa" w:w="160"/>
+              <w:right w:type="dxa" w:w="220"/>
+            </w:tcMar>
+          </w:tcPr>
+          <w:p>
+            <w:pPr>
+              <w:spacing w:after="40" w:line="330" w:lineRule="auto"/>
+              <w:ind w:left="260" w:hanging="260"/>
+            </w:pPr>
+            <w:r>
+              <w:rPr>
+                <w:rFonts w:ascii="Georgia" w:eastAsia="游明朝" w:hAnsi="Georgia"/>
+                <w:color w:val="23201F"/>
+                <w:sz w:val="19"/>
+                <w:szCs w:val="19"/>
+              </w:rPr>
+              <w:t xml:space="preserve">・個人LINE（仕事用）は、公式LINEと違い「自動のステップ配信」ができません＝あいさつ・フォローはすべて手動。ただし初期の少人数なら手動で十分回せます（むしろ1対1で温かい）。</w:t>
+            </w:r>
+          </w:p>
+          <w:p>
+            <w:pPr>
+              <w:spacing w:after="40" w:line="330" w:lineRule="auto"/>
+              <w:ind w:left="260" w:hanging="260"/>
+            </w:pPr>
+            <w:r>
+              <w:rPr>
+                <w:rFonts w:ascii="Georgia" w:eastAsia="游明朝" w:hAnsi="Georgia"/>
+                <w:color w:val="23201F"/>
+                <w:sz w:val="19"/>
+                <w:szCs w:val="19"/>
+              </w:rPr>
+              <w:t xml:space="preserve">・個人アカウントは相手にプロフィール・VOOM等が見えます。仕事用として名前・アイコン・ひとこと・公開範囲を整えておく。</w:t>
+            </w:r>
+          </w:p>
+          <w:p>
+            <w:pPr>
+              <w:spacing w:after="40" w:line="330" w:lineRule="auto"/>
+              <w:ind w:left="260" w:hanging="260"/>
+            </w:pPr>
+            <w:r>
+              <w:rPr>
+                <w:rFonts w:ascii="Georgia" w:eastAsia="游明朝" w:hAnsi="Georgia"/>
+                <w:color w:val="23201F"/>
+                <w:sz w:val="19"/>
+                <w:szCs w:val="19"/>
+              </w:rPr>
+              <w:t xml:space="preserve">・大量の一斉送信はNG（規約制限・ブロックの元）。1対1で丁寧に。</w:t>
+            </w:r>
+          </w:p>
+          <w:p>
+            <w:pPr>
+              <w:spacing w:after="40" w:line="330" w:lineRule="auto"/>
+              <w:ind w:left="260" w:hanging="260"/>
+            </w:pPr>
+            <w:r>
+              <w:rPr>
+                <w:rFonts w:ascii="Georgia" w:eastAsia="游明朝" w:hAnsi="Georgia"/>
+                <w:color w:val="23201F"/>
+                <w:sz w:val="19"/>
+                <w:szCs w:val="19"/>
+              </w:rPr>
+              <w:t xml:space="preserve">・電話番号に紐づくため、公開は「友だち追加URL／QRコード」で（ID検索は迷惑追加が来やすい）。</w:t>
+            </w:r>
+          </w:p>
+          <w:p>
+            <w:pPr>
+              <w:spacing w:after="40" w:line="330" w:lineRule="auto"/>
+              <w:ind w:left="260" w:hanging="260"/>
+            </w:pPr>
+            <w:r>
+              <w:rPr>
+                <w:rFonts w:ascii="Georgia" w:eastAsia="游明朝" w:hAnsi="Georgia"/>
+                <w:color w:val="23201F"/>
+                <w:sz w:val="19"/>
+                <w:szCs w:val="19"/>
+              </w:rPr>
+              <w:t xml:space="preserve">・登録者が増えて手動が回らなくなったら、その時に公式LINE（無料・自動配信可）へ移行を検討。</w:t>
+            </w:r>
+          </w:p>
+        </w:tc>
+      </w:tr>
+    </w:tbl>
+    <w:p>
+      <w:pPr>
+        <w:spacing w:after="100"/>
+      </w:pPr>
+      <w:r>
+        <w:t xml:space="preserve"/>
       </w:r>
     </w:p>
     <w:p>
@@ -104,7 +222,7 @@
           <w:sz w:val="20"/>
           <w:szCs w:val="20"/>
         </w:rPr>
-        <w:t xml:space="preserve">プロフィールから 公式LINE（無料特典）へ誘導</w:t>
+        <w:t xml:space="preserve">プロフィールから 仕事用LINE（友だち追加URL）へ誘導し、無料特典を渡す</w:t>
       </w:r>
     </w:p>
     <w:p>
@@ -130,7 +248,7 @@
           <w:sz w:val="20"/>
           <w:szCs w:val="20"/>
         </w:rPr>
-        <w:t xml:space="preserve">公式LINEのステップ配信で教育・信頼づくり</w:t>
+        <w:t xml:space="preserve">追加された人へ、手動であいさつ＋特典→数日後にフォロー</w:t>
       </w:r>
     </w:p>
     <w:p>
@@ -250,7 +368,7 @@
           <w:sz w:val="20"/>
           <w:szCs w:val="20"/>
         </w:rPr>
-        <w:t xml:space="preserve">公式LINE登録：月30〜40件</w:t>
+        <w:t xml:space="preserve">LINE友だち追加：月30〜40件</w:t>
       </w:r>
     </w:p>
     <w:p>
@@ -302,7 +420,7 @@
           <w:sz w:val="20"/>
           <w:szCs w:val="20"/>
         </w:rPr>
-        <w:t xml:space="preserve">→ そのために毎日1〜2投稿＋丁寧なリプ。まず「登録数」を追う。</w:t>
+        <w:t xml:space="preserve">→ そのために毎日1〜2投稿＋丁寧なリプ。まず「友だち追加数」を追う。</w:t>
       </w:r>
     </w:p>
     <w:p>
@@ -492,7 +610,7 @@
                 <w:sz w:val="19"/>
                 <w:szCs w:val="19"/>
               </w:rPr>
-              <w:t xml:space="preserve">（公式LINEのリンク）</w:t>
+              <w:t xml:space="preserve">（LINE友だち追加URL）</w:t>
             </w:r>
           </w:p>
           <w:p>
@@ -516,7 +634,7 @@
                 <w:sz w:val="19"/>
                 <w:szCs w:val="19"/>
               </w:rPr>
-              <w:t xml:space="preserve">リンク：公式LINE 1本のみ（無料特典の受け取り先）</w:t>
+              <w:t xml:space="preserve">リンク：LINE友だち追加URL 1本（無料特典の受け取り先）</w:t>
             </w:r>
           </w:p>
           <w:p>
@@ -707,7 +825,7 @@
           <w:sz w:val="20"/>
           <w:szCs w:val="20"/>
         </w:rPr>
-        <w:t xml:space="preserve">CTA：毎回売り込まない。週1〜2回「プロフの無料特典」へ誘導する“導線投稿”を混ぜる</w:t>
+        <w:t xml:space="preserve">CTA：毎回売り込まない。週1〜2回「プロフのLINEで無料特典」へ誘導する“導線投稿”を混ぜる</w:t>
       </w:r>
     </w:p>
     <w:p>
@@ -1421,7 +1539,7 @@
                 <w:sz w:val="19"/>
                 <w:szCs w:val="19"/>
               </w:rPr>
-              <w:t xml:space="preserve">退職前に確認する項目をまとめた無料PDFを、プロフの公式LINEでお配りしています。</w:t>
+              <w:t xml:space="preserve">退職前に確認する項目をまとめた無料PDFを、プロフのLINEでお配りしています。</w:t>
             </w:r>
           </w:p>
         </w:tc>
@@ -1588,7 +1706,7 @@
                 <w:sz w:val="19"/>
                 <w:szCs w:val="19"/>
               </w:rPr>
-              <w:t xml:space="preserve">3人のケースの続きは、プロフの公式LINEで読めます。</w:t>
+              <w:t xml:space="preserve">3人のケースの続きは、プロフのLINEで読めます。</w:t>
             </w:r>
           </w:p>
         </w:tc>
@@ -1906,7 +2024,7 @@
                 <w:sz w:val="19"/>
                 <w:szCs w:val="19"/>
               </w:rPr>
-              <w:t xml:space="preserve">詳しい一覧は、プロフの公式LINEから無料で受け取れます。</w:t>
+              <w:t xml:space="preserve">詳しい一覧は、プロフのLINEから無料で受け取れます。</w:t>
             </w:r>
           </w:p>
         </w:tc>
@@ -2065,7 +2183,7 @@
                 <w:sz w:val="19"/>
                 <w:szCs w:val="19"/>
               </w:rPr>
-              <w:t xml:space="preserve">受け取りは、プロフィールの公式LINEから。売り込みはしません🙆</w:t>
+              <w:t xml:space="preserve">受け取りは、プロフィールのLINEから。売り込みはしません🙆</w:t>
             </w:r>
           </w:p>
         </w:tc>
@@ -2687,7 +2805,7 @@
           <w:sz w:val="23"/>
           <w:szCs w:val="23"/>
         </w:rPr>
-        <w:t xml:space="preserve">6. Threads → 公式LINE の導線（規約内で）</w:t>
+        <w:t xml:space="preserve">6. Threads → 仕事用LINE の導線</w:t>
       </w:r>
     </w:p>
     <w:p>
@@ -2713,7 +2831,7 @@
           <w:sz w:val="20"/>
           <w:szCs w:val="20"/>
         </w:rPr>
-        <w:t xml:space="preserve">基本は「プロフィールのリンク（公式LINE）」へ誘導。投稿に外部リンクを貼ると伸びづらい傾向があるため、本文では“プロフから”が無難。</w:t>
+        <w:t xml:space="preserve">友だち追加URLを取得：LINEアプリ「ホーム → 友だち追加 → QRコード（マイQR）／リンクを共有」で https://line.me/ti/p/～ が出ます。これを使う。</w:t>
       </w:r>
     </w:p>
     <w:p>
@@ -2739,7 +2857,7 @@
           <w:sz w:val="20"/>
           <w:szCs w:val="20"/>
         </w:rPr>
-        <w:t xml:space="preserve">鉄板CTA：「詳しい一覧は、プロフィールの公式LINEから無料で受け取れます」</w:t>
+        <w:t xml:space="preserve">Threadsのプロフィールのリンク欄（またはピン投稿）に「▼働き方・お金の無料相談＆特典はLINEから（友だち追加URL）」を置く。</w:t>
       </w:r>
     </w:p>
     <w:p>
@@ -2765,7 +2883,7 @@
           <w:sz w:val="20"/>
           <w:szCs w:val="20"/>
         </w:rPr>
-        <w:t xml:space="preserve">コメント誘導（任意）：「“気になる”とコメントくれた方に、受け取り方を返信します」→ 手動対応。</w:t>
+        <w:t xml:space="preserve">投稿のCTAは「詳しくはプロフィールのLINEから受け取れます」。</w:t>
       </w:r>
     </w:p>
     <w:p>
@@ -2791,7 +2909,7 @@
           <w:sz w:val="20"/>
           <w:szCs w:val="20"/>
         </w:rPr>
-        <w:t xml:space="preserve">週1〜2回、上記⑥のような“特典告知”投稿を入れる。</w:t>
+        <w:t xml:space="preserve">コメント誘導（任意）：「“気になる”とコメントくれた方に、受け取り方を返信します」→ 手動対応。</w:t>
       </w:r>
     </w:p>
     <w:p>
@@ -2817,7 +2935,33 @@
           <w:sz w:val="20"/>
           <w:szCs w:val="20"/>
         </w:rPr>
-        <w:t xml:space="preserve">注意：同じ文面の大量投稿・大量フォロー/DMはスパム判定で凍結リスク。手動で自然に。</w:t>
+        <w:t xml:space="preserve">週1〜2回、上記⑥のような“特典告知”投稿を入れる。</w:t>
+      </w:r>
+    </w:p>
+    <w:p>
+      <w:pPr>
+        <w:spacing w:after="40" w:line="340" w:lineRule="auto"/>
+        <w:ind w:left="300" w:hanging="300"/>
+      </w:pPr>
+      <w:r>
+        <w:rPr>
+          <w:rFonts w:ascii="Segoe UI" w:eastAsia="游ゴシック" w:hAnsi="Segoe UI"/>
+          <w:b/>
+          <w:bCs/>
+          <w:color w:val="7A2233"/>
+          <w:sz w:val="20"/>
+          <w:szCs w:val="20"/>
+        </w:rPr>
+        <w:t xml:space="preserve">・</w:t>
+      </w:r>
+      <w:r>
+        <w:rPr>
+          <w:rFonts w:ascii="Georgia" w:eastAsia="游明朝" w:hAnsi="Georgia"/>
+          <w:color w:val="23201F"/>
+          <w:sz w:val="20"/>
+          <w:szCs w:val="20"/>
+        </w:rPr>
+        <w:t xml:space="preserve">注意：投稿に外部リンクを貼ると伸びづらい傾向。本文では“プロフから”が無難。</w:t>
       </w:r>
     </w:p>
     <w:p>
@@ -2837,7 +2981,21 @@
           <w:sz w:val="23"/>
           <w:szCs w:val="23"/>
         </w:rPr>
-        <w:t xml:space="preserve">7. 公式LINE側（アポを生む仕組み）</w:t>
+        <w:t xml:space="preserve">7. 仕事用LINE側（手動運用のテンプレ）</w:t>
+      </w:r>
+    </w:p>
+    <w:p>
+      <w:pPr>
+        <w:spacing w:after="70" w:line="350" w:lineRule="auto"/>
+      </w:pPr>
+      <w:r>
+        <w:rPr>
+          <w:rFonts w:ascii="Georgia" w:eastAsia="游明朝" w:hAnsi="Georgia"/>
+          <w:color w:val="23201F"/>
+          <w:sz w:val="20"/>
+          <w:szCs w:val="20"/>
+        </w:rPr>
+        <w:t xml:space="preserve">個人LINEは自動配信ができないので、次の3〜4通を“手動”で送ります。定型文として保存しておき、コピペで対応すると楽です。</w:t>
       </w:r>
     </w:p>
     <w:p>
@@ -2853,7 +3011,7 @@
           <w:sz w:val="20"/>
           <w:szCs w:val="20"/>
         </w:rPr>
-        <w:t xml:space="preserve">登録直後のあいさつメッセージ</w:t>
+        <w:t xml:space="preserve">① 追加された直後（あいさつ＋特典）</w:t>
       </w:r>
     </w:p>
     <w:tbl>
@@ -2899,85 +3057,49 @@
                 <w:sz w:val="19"/>
                 <w:szCs w:val="19"/>
               </w:rPr>
-              <w:t xml:space="preserve">ご登録ありがとうございます！</w:t>
-            </w:r>
-          </w:p>
-          <w:p>
-            <w:pPr>
-              <w:spacing w:after="30" w:line="330" w:lineRule="auto"/>
-            </w:pPr>
-            <w:r>
-              <w:rPr>
-                <w:rFonts w:ascii="Georgia" w:eastAsia="游明朝" w:hAnsi="Georgia"/>
-                <w:color w:val="23201F"/>
-                <w:sz w:val="19"/>
-                <w:szCs w:val="19"/>
-              </w:rPr>
-              <w:t xml:space="preserve">「退職前チェックリスト」はこちらです👇</w:t>
-            </w:r>
-          </w:p>
-          <w:p>
-            <w:pPr>
-              <w:spacing w:after="30" w:line="330" w:lineRule="auto"/>
-            </w:pPr>
-            <w:r>
-              <w:rPr>
-                <w:rFonts w:ascii="Georgia" w:eastAsia="游明朝" w:hAnsi="Georgia"/>
-                <w:color w:val="23201F"/>
-                <w:sz w:val="19"/>
-                <w:szCs w:val="19"/>
-              </w:rPr>
-              <w:t xml:space="preserve">（特典URL）</w:t>
-            </w:r>
-          </w:p>
-          <w:p>
-            <w:pPr>
-              <w:spacing w:after="40"/>
-            </w:pPr>
-            <w:r>
-              <w:t xml:space="preserve"/>
-            </w:r>
-          </w:p>
-          <w:p>
-            <w:pPr>
-              <w:spacing w:after="30" w:line="330" w:lineRule="auto"/>
-            </w:pPr>
-            <w:r>
-              <w:rPr>
-                <w:rFonts w:ascii="Georgia" w:eastAsia="游明朝" w:hAnsi="Georgia"/>
-                <w:color w:val="23201F"/>
-                <w:sz w:val="19"/>
-                <w:szCs w:val="19"/>
-              </w:rPr>
-              <w:t xml:space="preserve">私は、30代女性の「働き方とお金」の整理をお手伝いしています。</w:t>
-            </w:r>
-          </w:p>
-          <w:p>
-            <w:pPr>
-              <w:spacing w:after="30" w:line="330" w:lineRule="auto"/>
-            </w:pPr>
-            <w:r>
-              <w:rPr>
-                <w:rFonts w:ascii="Georgia" w:eastAsia="游明朝" w:hAnsi="Georgia"/>
-                <w:color w:val="23201F"/>
-                <w:sz w:val="19"/>
-                <w:szCs w:val="19"/>
-              </w:rPr>
-              <w:t xml:space="preserve">これから数日、退職・お金・副業の“事実ベースの考え方”をお届けします。</w:t>
-            </w:r>
-          </w:p>
-          <w:p>
-            <w:pPr>
-              <w:spacing w:after="30" w:line="330" w:lineRule="auto"/>
-            </w:pPr>
-            <w:r>
-              <w:rPr>
-                <w:rFonts w:ascii="Georgia" w:eastAsia="游明朝" w:hAnsi="Georgia"/>
-                <w:color w:val="23201F"/>
-                <w:sz w:val="19"/>
-                <w:szCs w:val="19"/>
-              </w:rPr>
-              <w:t xml:space="preserve">（不要になればいつでもブロックOKです）</w:t>
+              <w:t xml:space="preserve">はじめまして、〇〇です！追加ありがとうございます😊</w:t>
+            </w:r>
+          </w:p>
+          <w:p>
+            <w:pPr>
+              <w:spacing w:after="30" w:line="330" w:lineRule="auto"/>
+            </w:pPr>
+            <w:r>
+              <w:rPr>
+                <w:rFonts w:ascii="Georgia" w:eastAsia="游明朝" w:hAnsi="Georgia"/>
+                <w:color w:val="23201F"/>
+                <w:sz w:val="19"/>
+                <w:szCs w:val="19"/>
+              </w:rPr>
+              <w:t xml:space="preserve">お約束の『退職前チェックリスト』はこちらです → （特典URL）</w:t>
+            </w:r>
+          </w:p>
+          <w:p>
+            <w:pPr>
+              <w:spacing w:after="30" w:line="330" w:lineRule="auto"/>
+            </w:pPr>
+            <w:r>
+              <w:rPr>
+                <w:rFonts w:ascii="Georgia" w:eastAsia="游明朝" w:hAnsi="Georgia"/>
+                <w:color w:val="23201F"/>
+                <w:sz w:val="19"/>
+                <w:szCs w:val="19"/>
+              </w:rPr>
+              <w:t xml:space="preserve">30代の“働き方とお金”の整理をしています。</w:t>
+            </w:r>
+          </w:p>
+          <w:p>
+            <w:pPr>
+              <w:spacing w:after="30" w:line="330" w:lineRule="auto"/>
+            </w:pPr>
+            <w:r>
+              <w:rPr>
+                <w:rFonts w:ascii="Georgia" w:eastAsia="游明朝" w:hAnsi="Georgia"/>
+                <w:color w:val="23201F"/>
+                <w:sz w:val="19"/>
+                <w:szCs w:val="19"/>
+              </w:rPr>
+              <w:t xml:space="preserve">気になることがあれば気軽にメッセージくださいね（売り込みはしません）。</w:t>
             </w:r>
           </w:p>
         </w:tc>
@@ -3004,528 +3126,7 @@
           <w:sz w:val="20"/>
           <w:szCs w:val="20"/>
         </w:rPr>
-        <w:t xml:space="preserve">ステップ配信7通の骨子（Day0〜Day6）</w:t>
-      </w:r>
-    </w:p>
-    <w:tbl>
-      <w:tblPr>
-        <w:tblW w:type="dxa" w:w="9638"/>
-        <w:tblBorders>
-          <w:top w:val="single" w:color="D8CCC0" w:sz="4"/>
-          <w:left w:val="single" w:color="D8CCC0" w:sz="4"/>
-          <w:bottom w:val="single" w:color="D8CCC0" w:sz="4"/>
-          <w:right w:val="single" w:color="D8CCC0" w:sz="4"/>
-          <w:insideH w:val="single" w:color="D8CCC0" w:sz="4"/>
-          <w:insideV w:val="single" w:color="D8CCC0" w:sz="4"/>
-        </w:tblBorders>
-      </w:tblPr>
-      <w:tblGrid>
-        <w:gridCol w:w="1542"/>
-        <w:gridCol w:w="8095"/>
-      </w:tblGrid>
-      <w:tr>
-        <w:tc>
-          <w:tcPr>
-            <w:tcW w:type="dxa" w:w="1542"/>
-            <w:shd w:fill="591826" w:color="auto" w:val="clear"/>
-            <w:tcMar>
-              <w:top w:type="dxa" w:w="70"/>
-              <w:left w:type="dxa" w:w="110"/>
-              <w:bottom w:type="dxa" w:w="70"/>
-              <w:right w:type="dxa" w:w="90"/>
-            </w:tcMar>
-            <w:vAlign w:val="center"/>
-          </w:tcPr>
-          <w:p>
-            <w:pPr>
-              <w:spacing w:after="0" w:line="280" w:lineRule="auto"/>
-            </w:pPr>
-            <w:r>
-              <w:rPr>
-                <w:rFonts w:ascii="Segoe UI" w:eastAsia="游ゴシック" w:hAnsi="Segoe UI"/>
-                <w:b/>
-                <w:bCs/>
-                <w:color w:val="FFFFFF"/>
-                <w:sz w:val="17"/>
-                <w:szCs w:val="17"/>
-              </w:rPr>
-              <w:t xml:space="preserve">配信</w:t>
-            </w:r>
-          </w:p>
-        </w:tc>
-        <w:tc>
-          <w:tcPr>
-            <w:tcW w:type="dxa" w:w="8095"/>
-            <w:shd w:fill="591826" w:color="auto" w:val="clear"/>
-            <w:tcMar>
-              <w:top w:type="dxa" w:w="70"/>
-              <w:left w:type="dxa" w:w="110"/>
-              <w:bottom w:type="dxa" w:w="70"/>
-              <w:right w:type="dxa" w:w="90"/>
-            </w:tcMar>
-            <w:vAlign w:val="center"/>
-          </w:tcPr>
-          <w:p>
-            <w:pPr>
-              <w:spacing w:after="0" w:line="280" w:lineRule="auto"/>
-            </w:pPr>
-            <w:r>
-              <w:rPr>
-                <w:rFonts w:ascii="Segoe UI" w:eastAsia="游ゴシック" w:hAnsi="Segoe UI"/>
-                <w:b/>
-                <w:bCs/>
-                <w:color w:val="FFFFFF"/>
-                <w:sz w:val="17"/>
-                <w:szCs w:val="17"/>
-              </w:rPr>
-              <w:t xml:space="preserve">内容</w:t>
-            </w:r>
-          </w:p>
-        </w:tc>
-      </w:tr>
-      <w:tr>
-        <w:tc>
-          <w:tcPr>
-            <w:tcW w:type="dxa" w:w="1542"/>
-            <w:shd w:fill="FFFFFF" w:color="auto" w:val="clear"/>
-            <w:tcMar>
-              <w:top w:type="dxa" w:w="70"/>
-              <w:left w:type="dxa" w:w="110"/>
-              <w:bottom w:type="dxa" w:w="70"/>
-              <w:right w:type="dxa" w:w="90"/>
-            </w:tcMar>
-            <w:vAlign w:val="center"/>
-          </w:tcPr>
-          <w:p>
-            <w:pPr>
-              <w:spacing w:after="0" w:line="280" w:lineRule="auto"/>
-            </w:pPr>
-            <w:r>
-              <w:rPr>
-                <w:rFonts w:ascii="Georgia" w:eastAsia="游明朝" w:hAnsi="Georgia"/>
-                <w:b w:val="false"/>
-                <w:bCs w:val="false"/>
-                <w:color w:val="23201F"/>
-                <w:sz w:val="18"/>
-                <w:szCs w:val="18"/>
-              </w:rPr>
-              <w:t xml:space="preserve">Day0</w:t>
-            </w:r>
-          </w:p>
-        </w:tc>
-        <w:tc>
-          <w:tcPr>
-            <w:tcW w:type="dxa" w:w="8095"/>
-            <w:shd w:fill="FFFFFF" w:color="auto" w:val="clear"/>
-            <w:tcMar>
-              <w:top w:type="dxa" w:w="70"/>
-              <w:left w:type="dxa" w:w="110"/>
-              <w:bottom w:type="dxa" w:w="70"/>
-              <w:right w:type="dxa" w:w="90"/>
-            </w:tcMar>
-            <w:vAlign w:val="center"/>
-          </w:tcPr>
-          <w:p>
-            <w:pPr>
-              <w:spacing w:after="0" w:line="280" w:lineRule="auto"/>
-            </w:pPr>
-            <w:r>
-              <w:rPr>
-                <w:rFonts w:ascii="Georgia" w:eastAsia="游明朝" w:hAnsi="Georgia"/>
-                <w:b w:val="false"/>
-                <w:bCs w:val="false"/>
-                <w:color w:val="23201F"/>
-                <w:sz w:val="18"/>
-                <w:szCs w:val="18"/>
-              </w:rPr>
-              <w:t xml:space="preserve">特典配布＋自己紹介（煽らないスタンス）</w:t>
-            </w:r>
-          </w:p>
-        </w:tc>
-      </w:tr>
-      <w:tr>
-        <w:tc>
-          <w:tcPr>
-            <w:tcW w:type="dxa" w:w="1542"/>
-            <w:shd w:fill="F6EFE3" w:color="auto" w:val="clear"/>
-            <w:tcMar>
-              <w:top w:type="dxa" w:w="70"/>
-              <w:left w:type="dxa" w:w="110"/>
-              <w:bottom w:type="dxa" w:w="70"/>
-              <w:right w:type="dxa" w:w="90"/>
-            </w:tcMar>
-            <w:vAlign w:val="center"/>
-          </w:tcPr>
-          <w:p>
-            <w:pPr>
-              <w:spacing w:after="0" w:line="280" w:lineRule="auto"/>
-            </w:pPr>
-            <w:r>
-              <w:rPr>
-                <w:rFonts w:ascii="Georgia" w:eastAsia="游明朝" w:hAnsi="Georgia"/>
-                <w:b w:val="false"/>
-                <w:bCs w:val="false"/>
-                <w:color w:val="23201F"/>
-                <w:sz w:val="18"/>
-                <w:szCs w:val="18"/>
-              </w:rPr>
-              <w:t xml:space="preserve">Day1</w:t>
-            </w:r>
-          </w:p>
-        </w:tc>
-        <w:tc>
-          <w:tcPr>
-            <w:tcW w:type="dxa" w:w="8095"/>
-            <w:shd w:fill="F6EFE3" w:color="auto" w:val="clear"/>
-            <w:tcMar>
-              <w:top w:type="dxa" w:w="70"/>
-              <w:left w:type="dxa" w:w="110"/>
-              <w:bottom w:type="dxa" w:w="70"/>
-              <w:right w:type="dxa" w:w="90"/>
-            </w:tcMar>
-            <w:vAlign w:val="center"/>
-          </w:tcPr>
-          <w:p>
-            <w:pPr>
-              <w:spacing w:after="0" w:line="280" w:lineRule="auto"/>
-            </w:pPr>
-            <w:r>
-              <w:rPr>
-                <w:rFonts w:ascii="Georgia" w:eastAsia="游明朝" w:hAnsi="Georgia"/>
-                <w:b w:val="false"/>
-                <w:bCs w:val="false"/>
-                <w:color w:val="23201F"/>
-                <w:sz w:val="18"/>
-                <w:szCs w:val="18"/>
-              </w:rPr>
-              <w:t xml:space="preserve">なぜ「お金より先に“選択肢”の整理」なのか（共感）</w:t>
-            </w:r>
-          </w:p>
-        </w:tc>
-      </w:tr>
-      <w:tr>
-        <w:tc>
-          <w:tcPr>
-            <w:tcW w:type="dxa" w:w="1542"/>
-            <w:shd w:fill="FFFFFF" w:color="auto" w:val="clear"/>
-            <w:tcMar>
-              <w:top w:type="dxa" w:w="70"/>
-              <w:left w:type="dxa" w:w="110"/>
-              <w:bottom w:type="dxa" w:w="70"/>
-              <w:right w:type="dxa" w:w="90"/>
-            </w:tcMar>
-            <w:vAlign w:val="center"/>
-          </w:tcPr>
-          <w:p>
-            <w:pPr>
-              <w:spacing w:after="0" w:line="280" w:lineRule="auto"/>
-            </w:pPr>
-            <w:r>
-              <w:rPr>
-                <w:rFonts w:ascii="Georgia" w:eastAsia="游明朝" w:hAnsi="Georgia"/>
-                <w:b w:val="false"/>
-                <w:bCs w:val="false"/>
-                <w:color w:val="23201F"/>
-                <w:sz w:val="18"/>
-                <w:szCs w:val="18"/>
-              </w:rPr>
-              <w:t xml:space="preserve">Day2</w:t>
-            </w:r>
-          </w:p>
-        </w:tc>
-        <w:tc>
-          <w:tcPr>
-            <w:tcW w:type="dxa" w:w="8095"/>
-            <w:shd w:fill="FFFFFF" w:color="auto" w:val="clear"/>
-            <w:tcMar>
-              <w:top w:type="dxa" w:w="70"/>
-              <w:left w:type="dxa" w:w="110"/>
-              <w:bottom w:type="dxa" w:w="70"/>
-              <w:right w:type="dxa" w:w="90"/>
-            </w:tcMar>
-            <w:vAlign w:val="center"/>
-          </w:tcPr>
-          <w:p>
-            <w:pPr>
-              <w:spacing w:after="0" w:line="280" w:lineRule="auto"/>
-            </w:pPr>
-            <w:r>
-              <w:rPr>
-                <w:rFonts w:ascii="Georgia" w:eastAsia="游明朝" w:hAnsi="Georgia"/>
-                <w:b w:val="false"/>
-                <w:bCs w:val="false"/>
-                <w:color w:val="23201F"/>
-                <w:sz w:val="18"/>
-                <w:szCs w:val="18"/>
-              </w:rPr>
-              <w:t xml:space="preserve">失業手当のよくある誤解（待期・給付制限・金額）</w:t>
-            </w:r>
-          </w:p>
-        </w:tc>
-      </w:tr>
-      <w:tr>
-        <w:tc>
-          <w:tcPr>
-            <w:tcW w:type="dxa" w:w="1542"/>
-            <w:shd w:fill="F6EFE3" w:color="auto" w:val="clear"/>
-            <w:tcMar>
-              <w:top w:type="dxa" w:w="70"/>
-              <w:left w:type="dxa" w:w="110"/>
-              <w:bottom w:type="dxa" w:w="70"/>
-              <w:right w:type="dxa" w:w="90"/>
-            </w:tcMar>
-            <w:vAlign w:val="center"/>
-          </w:tcPr>
-          <w:p>
-            <w:pPr>
-              <w:spacing w:after="0" w:line="280" w:lineRule="auto"/>
-            </w:pPr>
-            <w:r>
-              <w:rPr>
-                <w:rFonts w:ascii="Georgia" w:eastAsia="游明朝" w:hAnsi="Georgia"/>
-                <w:b w:val="false"/>
-                <w:bCs w:val="false"/>
-                <w:color w:val="23201F"/>
-                <w:sz w:val="18"/>
-                <w:szCs w:val="18"/>
-              </w:rPr>
-              <w:t xml:space="preserve">Day3</w:t>
-            </w:r>
-          </w:p>
-        </w:tc>
-        <w:tc>
-          <w:tcPr>
-            <w:tcW w:type="dxa" w:w="8095"/>
-            <w:shd w:fill="F6EFE3" w:color="auto" w:val="clear"/>
-            <w:tcMar>
-              <w:top w:type="dxa" w:w="70"/>
-              <w:left w:type="dxa" w:w="110"/>
-              <w:bottom w:type="dxa" w:w="70"/>
-              <w:right w:type="dxa" w:w="90"/>
-            </w:tcMar>
-            <w:vAlign w:val="center"/>
-          </w:tcPr>
-          <w:p>
-            <w:pPr>
-              <w:spacing w:after="0" w:line="280" w:lineRule="auto"/>
-            </w:pPr>
-            <w:r>
-              <w:rPr>
-                <w:rFonts w:ascii="Georgia" w:eastAsia="游明朝" w:hAnsi="Georgia"/>
-                <w:b w:val="false"/>
-                <w:bCs w:val="false"/>
-                <w:color w:val="23201F"/>
-                <w:sz w:val="18"/>
-                <w:szCs w:val="18"/>
-              </w:rPr>
-              <w:t xml:space="preserve">3人のケース紹介（自分ごと化）</w:t>
-            </w:r>
-          </w:p>
-        </w:tc>
-      </w:tr>
-      <w:tr>
-        <w:tc>
-          <w:tcPr>
-            <w:tcW w:type="dxa" w:w="1542"/>
-            <w:shd w:fill="FFFFFF" w:color="auto" w:val="clear"/>
-            <w:tcMar>
-              <w:top w:type="dxa" w:w="70"/>
-              <w:left w:type="dxa" w:w="110"/>
-              <w:bottom w:type="dxa" w:w="70"/>
-              <w:right w:type="dxa" w:w="90"/>
-            </w:tcMar>
-            <w:vAlign w:val="center"/>
-          </w:tcPr>
-          <w:p>
-            <w:pPr>
-              <w:spacing w:after="0" w:line="280" w:lineRule="auto"/>
-            </w:pPr>
-            <w:r>
-              <w:rPr>
-                <w:rFonts w:ascii="Georgia" w:eastAsia="游明朝" w:hAnsi="Georgia"/>
-                <w:b w:val="false"/>
-                <w:bCs w:val="false"/>
-                <w:color w:val="23201F"/>
-                <w:sz w:val="18"/>
-                <w:szCs w:val="18"/>
-              </w:rPr>
-              <w:t xml:space="preserve">Day4</w:t>
-            </w:r>
-          </w:p>
-        </w:tc>
-        <w:tc>
-          <w:tcPr>
-            <w:tcW w:type="dxa" w:w="8095"/>
-            <w:shd w:fill="FFFFFF" w:color="auto" w:val="clear"/>
-            <w:tcMar>
-              <w:top w:type="dxa" w:w="70"/>
-              <w:left w:type="dxa" w:w="110"/>
-              <w:bottom w:type="dxa" w:w="70"/>
-              <w:right w:type="dxa" w:w="90"/>
-            </w:tcMar>
-            <w:vAlign w:val="center"/>
-          </w:tcPr>
-          <w:p>
-            <w:pPr>
-              <w:spacing w:after="0" w:line="280" w:lineRule="auto"/>
-            </w:pPr>
-            <w:r>
-              <w:rPr>
-                <w:rFonts w:ascii="Georgia" w:eastAsia="游明朝" w:hAnsi="Georgia"/>
-                <w:b w:val="false"/>
-                <w:bCs w:val="false"/>
-                <w:color w:val="23201F"/>
-                <w:sz w:val="18"/>
-                <w:szCs w:val="18"/>
-              </w:rPr>
-              <w:t xml:space="preserve">退職後にかかるお金（健保・年金・住民税）</w:t>
-            </w:r>
-          </w:p>
-        </w:tc>
-      </w:tr>
-      <w:tr>
-        <w:tc>
-          <w:tcPr>
-            <w:tcW w:type="dxa" w:w="1542"/>
-            <w:shd w:fill="F6EFE3" w:color="auto" w:val="clear"/>
-            <w:tcMar>
-              <w:top w:type="dxa" w:w="70"/>
-              <w:left w:type="dxa" w:w="110"/>
-              <w:bottom w:type="dxa" w:w="70"/>
-              <w:right w:type="dxa" w:w="90"/>
-            </w:tcMar>
-            <w:vAlign w:val="center"/>
-          </w:tcPr>
-          <w:p>
-            <w:pPr>
-              <w:spacing w:after="0" w:line="280" w:lineRule="auto"/>
-            </w:pPr>
-            <w:r>
-              <w:rPr>
-                <w:rFonts w:ascii="Georgia" w:eastAsia="游明朝" w:hAnsi="Georgia"/>
-                <w:b w:val="false"/>
-                <w:bCs w:val="false"/>
-                <w:color w:val="23201F"/>
-                <w:sz w:val="18"/>
-                <w:szCs w:val="18"/>
-              </w:rPr>
-              <w:t xml:space="preserve">Day5</w:t>
-            </w:r>
-          </w:p>
-        </w:tc>
-        <w:tc>
-          <w:tcPr>
-            <w:tcW w:type="dxa" w:w="8095"/>
-            <w:shd w:fill="F6EFE3" w:color="auto" w:val="clear"/>
-            <w:tcMar>
-              <w:top w:type="dxa" w:w="70"/>
-              <w:left w:type="dxa" w:w="110"/>
-              <w:bottom w:type="dxa" w:w="70"/>
-              <w:right w:type="dxa" w:w="90"/>
-            </w:tcMar>
-            <w:vAlign w:val="center"/>
-          </w:tcPr>
-          <w:p>
-            <w:pPr>
-              <w:spacing w:after="0" w:line="280" w:lineRule="auto"/>
-            </w:pPr>
-            <w:r>
-              <w:rPr>
-                <w:rFonts w:ascii="Georgia" w:eastAsia="游明朝" w:hAnsi="Georgia"/>
-                <w:b w:val="false"/>
-                <w:bCs w:val="false"/>
-                <w:color w:val="23201F"/>
-                <w:sz w:val="18"/>
-                <w:szCs w:val="18"/>
-              </w:rPr>
-              <w:t xml:space="preserve">私の想い／お客様の声（実在のみ・信頼）</w:t>
-            </w:r>
-          </w:p>
-        </w:tc>
-      </w:tr>
-      <w:tr>
-        <w:tc>
-          <w:tcPr>
-            <w:tcW w:type="dxa" w:w="1542"/>
-            <w:shd w:fill="FFFFFF" w:color="auto" w:val="clear"/>
-            <w:tcMar>
-              <w:top w:type="dxa" w:w="70"/>
-              <w:left w:type="dxa" w:w="110"/>
-              <w:bottom w:type="dxa" w:w="70"/>
-              <w:right w:type="dxa" w:w="90"/>
-            </w:tcMar>
-            <w:vAlign w:val="center"/>
-          </w:tcPr>
-          <w:p>
-            <w:pPr>
-              <w:spacing w:after="0" w:line="280" w:lineRule="auto"/>
-            </w:pPr>
-            <w:r>
-              <w:rPr>
-                <w:rFonts w:ascii="Georgia" w:eastAsia="游明朝" w:hAnsi="Georgia"/>
-                <w:b w:val="false"/>
-                <w:bCs w:val="false"/>
-                <w:color w:val="23201F"/>
-                <w:sz w:val="18"/>
-                <w:szCs w:val="18"/>
-              </w:rPr>
-              <w:t xml:space="preserve">Day6</w:t>
-            </w:r>
-          </w:p>
-        </w:tc>
-        <w:tc>
-          <w:tcPr>
-            <w:tcW w:type="dxa" w:w="8095"/>
-            <w:shd w:fill="FFFFFF" w:color="auto" w:val="clear"/>
-            <w:tcMar>
-              <w:top w:type="dxa" w:w="70"/>
-              <w:left w:type="dxa" w:w="110"/>
-              <w:bottom w:type="dxa" w:w="70"/>
-              <w:right w:type="dxa" w:w="90"/>
-            </w:tcMar>
-            <w:vAlign w:val="center"/>
-          </w:tcPr>
-          <w:p>
-            <w:pPr>
-              <w:spacing w:after="0" w:line="280" w:lineRule="auto"/>
-            </w:pPr>
-            <w:r>
-              <w:rPr>
-                <w:rFonts w:ascii="Georgia" w:eastAsia="游明朝" w:hAnsi="Georgia"/>
-                <w:b w:val="false"/>
-                <w:bCs w:val="false"/>
-                <w:color w:val="23201F"/>
-                <w:sz w:val="18"/>
-                <w:szCs w:val="18"/>
-              </w:rPr>
-              <w:t xml:space="preserve">無料相談のご案内（内容・30分・強引な勧誘なし）</w:t>
-            </w:r>
-          </w:p>
-        </w:tc>
-      </w:tr>
-    </w:tbl>
-    <w:p>
-      <w:pPr>
-        <w:spacing w:after="110"/>
-      </w:pPr>
-      <w:r>
-        <w:t xml:space="preserve"/>
-      </w:r>
-    </w:p>
-    <w:p>
-      <w:pPr>
-        <w:spacing w:after="40" w:before="130"/>
-      </w:pPr>
-      <w:r>
-        <w:rPr>
-          <w:rFonts w:ascii="Segoe UI" w:eastAsia="游ゴシック" w:hAnsi="Segoe UI"/>
-          <w:b/>
-          <w:bCs/>
-          <w:color w:val="591826"/>
-          <w:sz w:val="20"/>
-          <w:szCs w:val="20"/>
-        </w:rPr>
-        <w:t xml:space="preserve">無料相談の案内メッセージ（Day6）</w:t>
+        <w:t xml:space="preserve">② 2〜3日後のフォロー</w:t>
       </w:r>
     </w:p>
     <w:tbl>
@@ -3571,93 +3172,35 @@
                 <w:sz w:val="19"/>
                 <w:szCs w:val="19"/>
               </w:rPr>
-              <w:t xml:space="preserve">ここまで読んでくださったお礼に、個別の「働き方・お金の整理 無料相談（30分・オンライン）」をご案内します。</w:t>
-            </w:r>
-          </w:p>
-          <w:p>
-            <w:pPr>
-              <w:spacing w:after="40"/>
-            </w:pPr>
-            <w:r>
-              <w:t xml:space="preserve"/>
-            </w:r>
-          </w:p>
-          <w:p>
-            <w:pPr>
-              <w:spacing w:after="30" w:line="330" w:lineRule="auto"/>
-            </w:pPr>
-            <w:r>
-              <w:rPr>
-                <w:rFonts w:ascii="Georgia" w:eastAsia="游明朝" w:hAnsi="Georgia"/>
-                <w:color w:val="23201F"/>
-                <w:sz w:val="19"/>
-                <w:szCs w:val="19"/>
-              </w:rPr>
-              <w:t xml:space="preserve">・あなたの状況に合わせて、選択肢を一緒に整理します</w:t>
-            </w:r>
-          </w:p>
-          <w:p>
-            <w:pPr>
-              <w:spacing w:after="30" w:line="330" w:lineRule="auto"/>
-            </w:pPr>
-            <w:r>
-              <w:rPr>
-                <w:rFonts w:ascii="Georgia" w:eastAsia="游明朝" w:hAnsi="Georgia"/>
-                <w:color w:val="23201F"/>
-                <w:sz w:val="19"/>
-                <w:szCs w:val="19"/>
-              </w:rPr>
-              <w:t xml:space="preserve">・その場で何かを決める必要はありません</w:t>
-            </w:r>
-          </w:p>
-          <w:p>
-            <w:pPr>
-              <w:spacing w:after="30" w:line="330" w:lineRule="auto"/>
-            </w:pPr>
-            <w:r>
-              <w:rPr>
-                <w:rFonts w:ascii="Georgia" w:eastAsia="游明朝" w:hAnsi="Georgia"/>
-                <w:color w:val="23201F"/>
-                <w:sz w:val="19"/>
-                <w:szCs w:val="19"/>
-              </w:rPr>
-              <w:t xml:space="preserve">・売り込みはしません（合わなければ断ってOK）</w:t>
-            </w:r>
-          </w:p>
-          <w:p>
-            <w:pPr>
-              <w:spacing w:after="40"/>
-            </w:pPr>
-            <w:r>
-              <w:t xml:space="preserve"/>
-            </w:r>
-          </w:p>
-          <w:p>
-            <w:pPr>
-              <w:spacing w:after="30" w:line="330" w:lineRule="auto"/>
-            </w:pPr>
-            <w:r>
-              <w:rPr>
-                <w:rFonts w:ascii="Georgia" w:eastAsia="游明朝" w:hAnsi="Georgia"/>
-                <w:color w:val="23201F"/>
-                <w:sz w:val="19"/>
-                <w:szCs w:val="19"/>
-              </w:rPr>
-              <w:t xml:space="preserve">ご希望の方はこちらから日程をお選びください👇</w:t>
-            </w:r>
-          </w:p>
-          <w:p>
-            <w:pPr>
-              <w:spacing w:after="30" w:line="330" w:lineRule="auto"/>
-            </w:pPr>
-            <w:r>
-              <w:rPr>
-                <w:rFonts w:ascii="Georgia" w:eastAsia="游明朝" w:hAnsi="Georgia"/>
-                <w:color w:val="23201F"/>
-                <w:sz w:val="19"/>
-                <w:szCs w:val="19"/>
-              </w:rPr>
-              <w:t xml:space="preserve">（日程調整リンク）</w:t>
+              <w:t xml:space="preserve">その後いかがですか？</w:t>
+            </w:r>
+          </w:p>
+          <w:p>
+            <w:pPr>
+              <w:spacing w:after="30" w:line="330" w:lineRule="auto"/>
+            </w:pPr>
+            <w:r>
+              <w:rPr>
+                <w:rFonts w:ascii="Georgia" w:eastAsia="游明朝" w:hAnsi="Georgia"/>
+                <w:color w:val="23201F"/>
+                <w:sz w:val="19"/>
+                <w:szCs w:val="19"/>
+              </w:rPr>
+              <w:t xml:space="preserve">チェックリストで“気になった項目”があれば、そこだけでも一緒に整理できますよ。</w:t>
+            </w:r>
+          </w:p>
+          <w:p>
+            <w:pPr>
+              <w:spacing w:after="30" w:line="330" w:lineRule="auto"/>
+            </w:pPr>
+            <w:r>
+              <w:rPr>
+                <w:rFonts w:ascii="Georgia" w:eastAsia="游明朝" w:hAnsi="Georgia"/>
+                <w:color w:val="23201F"/>
+                <w:sz w:val="19"/>
+                <w:szCs w:val="19"/>
+              </w:rPr>
+              <w:t xml:space="preserve">よくあるのが「失業手当は退職後すぐもらえる？」という誤解で…（※一般的な説明。可否や金額は人により異なります）。</w:t>
             </w:r>
           </w:p>
         </w:tc>
@@ -3673,11 +3216,7 @@
     </w:p>
     <w:p>
       <w:pPr>
-        <w:pBdr>
-          <w:left w:val="single" w:color="7A2233" w:sz="22" w:space="8"/>
-        </w:pBdr>
-        <w:spacing w:after="70" w:before="240"/>
-        <w:ind w:left="120"/>
+        <w:spacing w:after="40" w:before="130"/>
       </w:pPr>
       <w:r>
         <w:rPr>
@@ -3685,134 +3224,10 @@
           <w:b/>
           <w:bCs/>
           <w:color w:val="591826"/>
-          <w:sz w:val="23"/>
-          <w:szCs w:val="23"/>
-        </w:rPr>
-        <w:t xml:space="preserve">8. 無料相談（アポ）の“見せ方”でアポ率が変わる</w:t>
-      </w:r>
-    </w:p>
-    <w:p>
-      <w:pPr>
-        <w:spacing w:after="40" w:line="340" w:lineRule="auto"/>
-        <w:ind w:left="300" w:hanging="300"/>
-      </w:pPr>
-      <w:r>
-        <w:rPr>
-          <w:rFonts w:ascii="Segoe UI" w:eastAsia="游ゴシック" w:hAnsi="Segoe UI"/>
-          <w:b/>
-          <w:bCs/>
-          <w:color w:val="7A2233"/>
-          <w:sz w:val="20"/>
-          <w:szCs w:val="20"/>
-        </w:rPr>
-        <w:t xml:space="preserve">・</w:t>
-      </w:r>
-      <w:r>
-        <w:rPr>
-          <w:rFonts w:ascii="Georgia" w:eastAsia="游明朝" w:hAnsi="Georgia"/>
-          <w:color w:val="23201F"/>
-          <w:sz w:val="20"/>
-          <w:szCs w:val="20"/>
-        </w:rPr>
-        <w:t xml:space="preserve">名前をつける：「働き方・お金の整理 無料相談（30分）」</w:t>
-      </w:r>
-    </w:p>
-    <w:p>
-      <w:pPr>
-        <w:spacing w:after="40" w:line="340" w:lineRule="auto"/>
-        <w:ind w:left="300" w:hanging="300"/>
-      </w:pPr>
-      <w:r>
-        <w:rPr>
-          <w:rFonts w:ascii="Segoe UI" w:eastAsia="游ゴシック" w:hAnsi="Segoe UI"/>
-          <w:b/>
-          <w:bCs/>
-          <w:color w:val="7A2233"/>
-          <w:sz w:val="20"/>
-          <w:szCs w:val="20"/>
-        </w:rPr>
-        <w:t xml:space="preserve">・</w:t>
-      </w:r>
-      <w:r>
-        <w:rPr>
-          <w:rFonts w:ascii="Georgia" w:eastAsia="游明朝" w:hAnsi="Georgia"/>
-          <w:color w:val="23201F"/>
-          <w:sz w:val="20"/>
-          <w:szCs w:val="20"/>
-        </w:rPr>
-        <w:t xml:space="preserve">3つの約束を明記：①売り込みしない ②その場で決めなくていい ③持ち帰りメモを渡す</w:t>
-      </w:r>
-    </w:p>
-    <w:p>
-      <w:pPr>
-        <w:spacing w:after="40" w:line="340" w:lineRule="auto"/>
-        <w:ind w:left="300" w:hanging="300"/>
-      </w:pPr>
-      <w:r>
-        <w:rPr>
-          <w:rFonts w:ascii="Segoe UI" w:eastAsia="游ゴシック" w:hAnsi="Segoe UI"/>
-          <w:b/>
-          <w:bCs/>
-          <w:color w:val="7A2233"/>
-          <w:sz w:val="20"/>
-          <w:szCs w:val="20"/>
-        </w:rPr>
-        <w:t xml:space="preserve">・</w:t>
-      </w:r>
-      <w:r>
-        <w:rPr>
-          <w:rFonts w:ascii="Georgia" w:eastAsia="游明朝" w:hAnsi="Georgia"/>
-          <w:color w:val="23201F"/>
-          <w:sz w:val="20"/>
-          <w:szCs w:val="20"/>
-        </w:rPr>
-        <w:t xml:space="preserve">予約はワンタップ（日程調整ツールのリンク／LINEでも可）</w:t>
-      </w:r>
-    </w:p>
-    <w:p>
-      <w:pPr>
-        <w:spacing w:after="40" w:line="340" w:lineRule="auto"/>
-        <w:ind w:left="300" w:hanging="300"/>
-      </w:pPr>
-      <w:r>
-        <w:rPr>
-          <w:rFonts w:ascii="Segoe UI" w:eastAsia="游ゴシック" w:hAnsi="Segoe UI"/>
-          <w:b/>
-          <w:bCs/>
-          <w:color w:val="7A2233"/>
-          <w:sz w:val="20"/>
-          <w:szCs w:val="20"/>
-        </w:rPr>
-        <w:t xml:space="preserve">・</w:t>
-      </w:r>
-      <w:r>
-        <w:rPr>
-          <w:rFonts w:ascii="Georgia" w:eastAsia="游明朝" w:hAnsi="Georgia"/>
-          <w:color w:val="23201F"/>
-          <w:sz w:val="20"/>
-          <w:szCs w:val="20"/>
-        </w:rPr>
-        <w:t xml:space="preserve">「相談＝営業」ではなく「整理の時間」と伝えるとハードルが下がる</w:t>
-      </w:r>
-    </w:p>
-    <w:p>
-      <w:pPr>
-        <w:pBdr>
-          <w:left w:val="single" w:color="7A2233" w:sz="22" w:space="8"/>
-        </w:pBdr>
-        <w:spacing w:after="70" w:before="240"/>
-        <w:ind w:left="120"/>
-      </w:pPr>
-      <w:r>
-        <w:rPr>
-          <w:rFonts w:ascii="Segoe UI" w:eastAsia="游ゴシック" w:hAnsi="Segoe UI"/>
-          <w:b/>
-          <w:bCs/>
-          <w:color w:val="591826"/>
-          <w:sz w:val="23"/>
-          <w:szCs w:val="23"/>
-        </w:rPr>
-        <w:t xml:space="preserve">9. コメント・DM → アポ化 返信テンプレ</w:t>
+          <w:sz w:val="20"/>
+          <w:szCs w:val="20"/>
+        </w:rPr>
+        <w:t xml:space="preserve">③ 無料相談の案内</w:t>
       </w:r>
     </w:p>
     <w:tbl>
@@ -3849,6 +3264,329 @@
           </w:tcPr>
           <w:p>
             <w:pPr>
+              <w:spacing w:after="30" w:line="330" w:lineRule="auto"/>
+            </w:pPr>
+            <w:r>
+              <w:rPr>
+                <w:rFonts w:ascii="Georgia" w:eastAsia="游明朝" w:hAnsi="Georgia"/>
+                <w:color w:val="23201F"/>
+                <w:sz w:val="19"/>
+                <w:szCs w:val="19"/>
+              </w:rPr>
+              <w:t xml:space="preserve">よければ30分の無料相談（オンライン）で、あなたの状況に合わせて選択肢を整理できます。</w:t>
+            </w:r>
+          </w:p>
+          <w:p>
+            <w:pPr>
+              <w:spacing w:after="30" w:line="330" w:lineRule="auto"/>
+            </w:pPr>
+            <w:r>
+              <w:rPr>
+                <w:rFonts w:ascii="Georgia" w:eastAsia="游明朝" w:hAnsi="Georgia"/>
+                <w:color w:val="23201F"/>
+                <w:sz w:val="19"/>
+                <w:szCs w:val="19"/>
+              </w:rPr>
+              <w:t xml:space="preserve">その場で決める必要はありませんし、売り込みもしません。</w:t>
+            </w:r>
+          </w:p>
+          <w:p>
+            <w:pPr>
+              <w:spacing w:after="30" w:line="330" w:lineRule="auto"/>
+            </w:pPr>
+            <w:r>
+              <w:rPr>
+                <w:rFonts w:ascii="Georgia" w:eastAsia="游明朝" w:hAnsi="Georgia"/>
+                <w:color w:val="23201F"/>
+                <w:sz w:val="19"/>
+                <w:szCs w:val="19"/>
+              </w:rPr>
+              <w:t xml:space="preserve">ご希望ならこちらの日程からどうぞ → （日程調整リンク）</w:t>
+            </w:r>
+          </w:p>
+        </w:tc>
+      </w:tr>
+    </w:tbl>
+    <w:p>
+      <w:pPr>
+        <w:spacing w:after="100"/>
+      </w:pPr>
+      <w:r>
+        <w:t xml:space="preserve"/>
+      </w:r>
+    </w:p>
+    <w:p>
+      <w:pPr>
+        <w:spacing w:after="40" w:before="130"/>
+      </w:pPr>
+      <w:r>
+        <w:rPr>
+          <w:rFonts w:ascii="Segoe UI" w:eastAsia="游ゴシック" w:hAnsi="Segoe UI"/>
+          <w:b/>
+          <w:bCs/>
+          <w:color w:val="591826"/>
+          <w:sz w:val="20"/>
+          <w:szCs w:val="20"/>
+        </w:rPr>
+        <w:t xml:space="preserve">運用のコツ</w:t>
+      </w:r>
+    </w:p>
+    <w:p>
+      <w:pPr>
+        <w:spacing w:after="40" w:line="340" w:lineRule="auto"/>
+        <w:ind w:left="300" w:hanging="300"/>
+      </w:pPr>
+      <w:r>
+        <w:rPr>
+          <w:rFonts w:ascii="Segoe UI" w:eastAsia="游ゴシック" w:hAnsi="Segoe UI"/>
+          <w:b/>
+          <w:bCs/>
+          <w:color w:val="7A2233"/>
+          <w:sz w:val="20"/>
+          <w:szCs w:val="20"/>
+        </w:rPr>
+        <w:t xml:space="preserve">・</w:t>
+      </w:r>
+      <w:r>
+        <w:rPr>
+          <w:rFonts w:ascii="Georgia" w:eastAsia="游明朝" w:hAnsi="Georgia"/>
+          <w:color w:val="23201F"/>
+          <w:sz w:val="20"/>
+          <w:szCs w:val="20"/>
+        </w:rPr>
+        <w:t xml:space="preserve">「誰に・どこまで送ったか」を簡単なメモ（スプレッドシート）で管理（氏名/追加日/特典送付/フォロー/相談日）。</w:t>
+      </w:r>
+    </w:p>
+    <w:p>
+      <w:pPr>
+        <w:spacing w:after="40" w:line="340" w:lineRule="auto"/>
+        <w:ind w:left="300" w:hanging="300"/>
+      </w:pPr>
+      <w:r>
+        <w:rPr>
+          <w:rFonts w:ascii="Segoe UI" w:eastAsia="游ゴシック" w:hAnsi="Segoe UI"/>
+          <w:b/>
+          <w:bCs/>
+          <w:color w:val="7A2233"/>
+          <w:sz w:val="20"/>
+          <w:szCs w:val="20"/>
+        </w:rPr>
+        <w:t xml:space="preserve">・</w:t>
+      </w:r>
+      <w:r>
+        <w:rPr>
+          <w:rFonts w:ascii="Georgia" w:eastAsia="游明朝" w:hAnsi="Georgia"/>
+          <w:color w:val="23201F"/>
+          <w:sz w:val="20"/>
+          <w:szCs w:val="20"/>
+        </w:rPr>
+        <w:t xml:space="preserve">1日の対応枠を決める（例：朝と夜に10分ずつ）。</w:t>
+      </w:r>
+    </w:p>
+    <w:p>
+      <w:pPr>
+        <w:spacing w:after="40" w:line="340" w:lineRule="auto"/>
+        <w:ind w:left="300" w:hanging="300"/>
+      </w:pPr>
+      <w:r>
+        <w:rPr>
+          <w:rFonts w:ascii="Segoe UI" w:eastAsia="游ゴシック" w:hAnsi="Segoe UI"/>
+          <w:b/>
+          <w:bCs/>
+          <w:color w:val="7A2233"/>
+          <w:sz w:val="20"/>
+          <w:szCs w:val="20"/>
+        </w:rPr>
+        <w:t xml:space="preserve">・</w:t>
+      </w:r>
+      <w:r>
+        <w:rPr>
+          <w:rFonts w:ascii="Georgia" w:eastAsia="游明朝" w:hAnsi="Georgia"/>
+          <w:color w:val="23201F"/>
+          <w:sz w:val="20"/>
+          <w:szCs w:val="20"/>
+        </w:rPr>
+        <w:t xml:space="preserve">人数が増えて手が回らなくなったら公式LINEへ移行（そのとき過去の友だちにも一斉配信できて楽に）。</w:t>
+      </w:r>
+    </w:p>
+    <w:p>
+      <w:pPr>
+        <w:pBdr>
+          <w:left w:val="single" w:color="7A2233" w:sz="22" w:space="8"/>
+        </w:pBdr>
+        <w:spacing w:after="70" w:before="240"/>
+        <w:ind w:left="120"/>
+      </w:pPr>
+      <w:r>
+        <w:rPr>
+          <w:rFonts w:ascii="Segoe UI" w:eastAsia="游ゴシック" w:hAnsi="Segoe UI"/>
+          <w:b/>
+          <w:bCs/>
+          <w:color w:val="591826"/>
+          <w:sz w:val="23"/>
+          <w:szCs w:val="23"/>
+        </w:rPr>
+        <w:t xml:space="preserve">8. 無料相談（アポ）の“見せ方”でアポ率が変わる</w:t>
+      </w:r>
+    </w:p>
+    <w:p>
+      <w:pPr>
+        <w:spacing w:after="40" w:line="340" w:lineRule="auto"/>
+        <w:ind w:left="300" w:hanging="300"/>
+      </w:pPr>
+      <w:r>
+        <w:rPr>
+          <w:rFonts w:ascii="Segoe UI" w:eastAsia="游ゴシック" w:hAnsi="Segoe UI"/>
+          <w:b/>
+          <w:bCs/>
+          <w:color w:val="7A2233"/>
+          <w:sz w:val="20"/>
+          <w:szCs w:val="20"/>
+        </w:rPr>
+        <w:t xml:space="preserve">・</w:t>
+      </w:r>
+      <w:r>
+        <w:rPr>
+          <w:rFonts w:ascii="Georgia" w:eastAsia="游明朝" w:hAnsi="Georgia"/>
+          <w:color w:val="23201F"/>
+          <w:sz w:val="20"/>
+          <w:szCs w:val="20"/>
+        </w:rPr>
+        <w:t xml:space="preserve">名前をつける：「働き方・お金の整理 無料相談（30分）」</w:t>
+      </w:r>
+    </w:p>
+    <w:p>
+      <w:pPr>
+        <w:spacing w:after="40" w:line="340" w:lineRule="auto"/>
+        <w:ind w:left="300" w:hanging="300"/>
+      </w:pPr>
+      <w:r>
+        <w:rPr>
+          <w:rFonts w:ascii="Segoe UI" w:eastAsia="游ゴシック" w:hAnsi="Segoe UI"/>
+          <w:b/>
+          <w:bCs/>
+          <w:color w:val="7A2233"/>
+          <w:sz w:val="20"/>
+          <w:szCs w:val="20"/>
+        </w:rPr>
+        <w:t xml:space="preserve">・</w:t>
+      </w:r>
+      <w:r>
+        <w:rPr>
+          <w:rFonts w:ascii="Georgia" w:eastAsia="游明朝" w:hAnsi="Georgia"/>
+          <w:color w:val="23201F"/>
+          <w:sz w:val="20"/>
+          <w:szCs w:val="20"/>
+        </w:rPr>
+        <w:t xml:space="preserve">3つの約束を明記：①売り込みしない ②その場で決めなくていい ③持ち帰りメモを渡す</w:t>
+      </w:r>
+    </w:p>
+    <w:p>
+      <w:pPr>
+        <w:spacing w:after="40" w:line="340" w:lineRule="auto"/>
+        <w:ind w:left="300" w:hanging="300"/>
+      </w:pPr>
+      <w:r>
+        <w:rPr>
+          <w:rFonts w:ascii="Segoe UI" w:eastAsia="游ゴシック" w:hAnsi="Segoe UI"/>
+          <w:b/>
+          <w:bCs/>
+          <w:color w:val="7A2233"/>
+          <w:sz w:val="20"/>
+          <w:szCs w:val="20"/>
+        </w:rPr>
+        <w:t xml:space="preserve">・</w:t>
+      </w:r>
+      <w:r>
+        <w:rPr>
+          <w:rFonts w:ascii="Georgia" w:eastAsia="游明朝" w:hAnsi="Georgia"/>
+          <w:color w:val="23201F"/>
+          <w:sz w:val="20"/>
+          <w:szCs w:val="20"/>
+        </w:rPr>
+        <w:t xml:space="preserve">予約はワンタップ（日程調整ツールのリンク／LINEのトークでも可）</w:t>
+      </w:r>
+    </w:p>
+    <w:p>
+      <w:pPr>
+        <w:spacing w:after="40" w:line="340" w:lineRule="auto"/>
+        <w:ind w:left="300" w:hanging="300"/>
+      </w:pPr>
+      <w:r>
+        <w:rPr>
+          <w:rFonts w:ascii="Segoe UI" w:eastAsia="游ゴシック" w:hAnsi="Segoe UI"/>
+          <w:b/>
+          <w:bCs/>
+          <w:color w:val="7A2233"/>
+          <w:sz w:val="20"/>
+          <w:szCs w:val="20"/>
+        </w:rPr>
+        <w:t xml:space="preserve">・</w:t>
+      </w:r>
+      <w:r>
+        <w:rPr>
+          <w:rFonts w:ascii="Georgia" w:eastAsia="游明朝" w:hAnsi="Georgia"/>
+          <w:color w:val="23201F"/>
+          <w:sz w:val="20"/>
+          <w:szCs w:val="20"/>
+        </w:rPr>
+        <w:t xml:space="preserve">「相談＝営業」ではなく「整理の時間」と伝えるとハードルが下がる</w:t>
+      </w:r>
+    </w:p>
+    <w:p>
+      <w:pPr>
+        <w:pBdr>
+          <w:left w:val="single" w:color="7A2233" w:sz="22" w:space="8"/>
+        </w:pBdr>
+        <w:spacing w:after="70" w:before="240"/>
+        <w:ind w:left="120"/>
+      </w:pPr>
+      <w:r>
+        <w:rPr>
+          <w:rFonts w:ascii="Segoe UI" w:eastAsia="游ゴシック" w:hAnsi="Segoe UI"/>
+          <w:b/>
+          <w:bCs/>
+          <w:color w:val="591826"/>
+          <w:sz w:val="23"/>
+          <w:szCs w:val="23"/>
+        </w:rPr>
+        <w:t xml:space="preserve">9. コメント・DM → LINE誘導／アポ化 返信テンプレ</w:t>
+      </w:r>
+    </w:p>
+    <w:tbl>
+      <w:tblPr>
+        <w:tblW w:type="dxa" w:w="9638"/>
+        <w:tblBorders>
+          <w:top w:val="single" w:color="D8CCC0" w:sz="6"/>
+          <w:left w:val="single" w:color="D8CCC0" w:sz="6"/>
+          <w:bottom w:val="single" w:color="D8CCC0" w:sz="6"/>
+          <w:right w:val="single" w:color="D8CCC0" w:sz="6"/>
+          <w:insideH w:val="single" w:color="auto" w:sz="4"/>
+          <w:insideV w:val="single" w:color="auto" w:sz="4"/>
+        </w:tblBorders>
+      </w:tblPr>
+      <w:tblGrid>
+        <w:gridCol w:w="9638"/>
+      </w:tblGrid>
+      <w:tr>
+        <w:tc>
+          <w:tcPr>
+            <w:tcBorders>
+              <w:top w:val="single" w:color="D8CCC0" w:sz="6"/>
+              <w:left w:val="single" w:color="D8CCC0" w:sz="6"/>
+              <w:bottom w:val="single" w:color="D8CCC0" w:sz="6"/>
+              <w:right w:val="single" w:color="D8CCC0" w:sz="6"/>
+            </w:tcBorders>
+            <w:shd w:fill="F3F1EF" w:color="auto" w:val="clear"/>
+            <w:tcMar>
+              <w:top w:type="dxa" w:w="180"/>
+              <w:left w:type="dxa" w:w="230"/>
+              <w:bottom w:type="dxa" w:w="180"/>
+              <w:right w:type="dxa" w:w="230"/>
+            </w:tcMar>
+          </w:tcPr>
+          <w:p>
+            <w:pPr>
               <w:spacing w:after="40" w:before="0"/>
             </w:pPr>
             <w:r>
@@ -3860,21 +3598,21 @@
                 <w:sz w:val="19"/>
                 <w:szCs w:val="19"/>
               </w:rPr>
-              <w:t xml:space="preserve">「気になる」等のコメントへ</w:t>
-            </w:r>
-          </w:p>
-          <w:p>
-            <w:pPr>
-              <w:spacing w:after="30" w:line="330" w:lineRule="auto"/>
-            </w:pPr>
-            <w:r>
-              <w:rPr>
-                <w:rFonts w:ascii="Georgia" w:eastAsia="游明朝" w:hAnsi="Georgia"/>
-                <w:color w:val="23201F"/>
-                <w:sz w:val="19"/>
-                <w:szCs w:val="19"/>
-              </w:rPr>
-              <w:t xml:space="preserve">コメントありがとうございます！受け取り方をお送りしますね。プロフィールの公式LINEから「退職前チェックリスト」を無料で受け取れます😊</w:t>
+              <w:t xml:space="preserve">Threadsの「気になる」等のコメントへ</w:t>
+            </w:r>
+          </w:p>
+          <w:p>
+            <w:pPr>
+              <w:spacing w:after="30" w:line="330" w:lineRule="auto"/>
+            </w:pPr>
+            <w:r>
+              <w:rPr>
+                <w:rFonts w:ascii="Georgia" w:eastAsia="游明朝" w:hAnsi="Georgia"/>
+                <w:color w:val="23201F"/>
+                <w:sz w:val="19"/>
+                <w:szCs w:val="19"/>
+              </w:rPr>
+              <w:t xml:space="preserve">コメントありがとうございます！受け取り方をお送りしますね。プロフィールのLINEから「退職前チェックリスト」を無料で受け取れます😊</w:t>
             </w:r>
           </w:p>
           <w:p>
@@ -3898,21 +3636,59 @@
                 <w:sz w:val="19"/>
                 <w:szCs w:val="19"/>
               </w:rPr>
-              <w:t xml:space="preserve">DMで質問が来たとき</w:t>
-            </w:r>
-          </w:p>
-          <w:p>
-            <w:pPr>
-              <w:spacing w:after="30" w:line="330" w:lineRule="auto"/>
-            </w:pPr>
-            <w:r>
-              <w:rPr>
-                <w:rFonts w:ascii="Georgia" w:eastAsia="游明朝" w:hAnsi="Georgia"/>
-                <w:color w:val="23201F"/>
-                <w:sz w:val="19"/>
-                <w:szCs w:val="19"/>
-              </w:rPr>
-              <w:t xml:space="preserve">ご連絡ありがとうございます。その状況だと〇〇の観点が大事ですね（一般的な説明）。個別の数字に関わる部分は、無料相談（30分）で一緒に整理できます。よければこちらから日程をどうぞ👇（リンク）</w:t>
+              <w:t xml:space="preserve">ThreadsのDMで質問が来たとき</w:t>
+            </w:r>
+          </w:p>
+          <w:p>
+            <w:pPr>
+              <w:spacing w:after="30" w:line="330" w:lineRule="auto"/>
+            </w:pPr>
+            <w:r>
+              <w:rPr>
+                <w:rFonts w:ascii="Georgia" w:eastAsia="游明朝" w:hAnsi="Georgia"/>
+                <w:color w:val="23201F"/>
+                <w:sz w:val="19"/>
+                <w:szCs w:val="19"/>
+              </w:rPr>
+              <w:t xml:space="preserve">ご連絡ありがとうございます。詳しくお話しできるので、よければLINEからどうぞ → （友だち追加URL）。特典『退職前チェックリスト』もそこでお渡しします😊</w:t>
+            </w:r>
+          </w:p>
+          <w:p>
+            <w:pPr>
+              <w:spacing w:after="40"/>
+            </w:pPr>
+            <w:r>
+              <w:t xml:space="preserve"/>
+            </w:r>
+          </w:p>
+          <w:p>
+            <w:pPr>
+              <w:spacing w:after="40" w:before="100"/>
+            </w:pPr>
+            <w:r>
+              <w:rPr>
+                <w:rFonts w:ascii="Segoe UI" w:eastAsia="游ゴシック" w:hAnsi="Segoe UI"/>
+                <w:b/>
+                <w:bCs/>
+                <w:color w:val="591826"/>
+                <w:sz w:val="19"/>
+                <w:szCs w:val="19"/>
+              </w:rPr>
+              <w:t xml:space="preserve">LINEで具体的な質問が来たとき</w:t>
+            </w:r>
+          </w:p>
+          <w:p>
+            <w:pPr>
+              <w:spacing w:after="30" w:line="330" w:lineRule="auto"/>
+            </w:pPr>
+            <w:r>
+              <w:rPr>
+                <w:rFonts w:ascii="Georgia" w:eastAsia="游明朝" w:hAnsi="Georgia"/>
+                <w:color w:val="23201F"/>
+                <w:sz w:val="19"/>
+                <w:szCs w:val="19"/>
+              </w:rPr>
+              <w:t xml:space="preserve">その状況だと〇〇の観点が大事ですね（一般的な説明）。個別の数字に関わる部分は、無料相談（30分）で一緒に整理できます。よければこちらから日程をどうぞ → （リンク）</w:t>
             </w:r>
           </w:p>
           <w:p>
@@ -4190,7 +3966,7 @@
                 <w:sz w:val="18"/>
                 <w:szCs w:val="18"/>
               </w:rPr>
-              <w:t xml:space="preserve">公式LINE登録数</w:t>
+              <w:t xml:space="preserve">LINE友だち追加数</w:t>
             </w:r>
           </w:p>
         </w:tc>
@@ -4279,7 +4055,7 @@
                 <w:sz w:val="18"/>
                 <w:szCs w:val="18"/>
               </w:rPr>
-              <w:t xml:space="preserve">登録→アポの転換</w:t>
+              <w:t xml:space="preserve">追加→アポの転換</w:t>
             </w:r>
           </w:p>
         </w:tc>
@@ -4364,7 +4140,7 @@
           <w:sz w:val="20"/>
           <w:szCs w:val="20"/>
         </w:rPr>
-        <w:t xml:space="preserve">ボトルネックは「登録数」と「相談化率」に出やすい。数字を見て、フック・導線・特典を毎週改善。</w:t>
+        <w:t xml:space="preserve">ボトルネックは「友だち追加数」と「相談化率」に出やすい。数字を見て、フック・導線・特典を毎週改善。</w:t>
       </w:r>
     </w:p>
     <w:p>
@@ -4384,7 +4160,7 @@
           <w:sz w:val="23"/>
           <w:szCs w:val="23"/>
         </w:rPr>
-        <w:t xml:space="preserve">11. 注意（コンプラ＆凍結回避）</w:t>
+        <w:t xml:space="preserve">11. 注意（コンプラ＆アカウント保護）</w:t>
       </w:r>
     </w:p>
     <w:tbl>
@@ -4476,7 +4252,22 @@
                 <w:sz w:val="19"/>
                 <w:szCs w:val="19"/>
               </w:rPr>
-              <w:t xml:space="preserve">・同一文の大量投稿・自動化・大量フォロー/DMはスパム判定→凍結。手動で自然に運用する。</w:t>
+              <w:t xml:space="preserve">・Threads：同一文の大量投稿・自動化・大量フォロー/DMはスパム判定→凍結。手動で自然に。</w:t>
+            </w:r>
+          </w:p>
+          <w:p>
+            <w:pPr>
+              <w:spacing w:after="40" w:line="330" w:lineRule="auto"/>
+              <w:ind w:left="260" w:hanging="260"/>
+            </w:pPr>
+            <w:r>
+              <w:rPr>
+                <w:rFonts w:ascii="Georgia" w:eastAsia="游明朝" w:hAnsi="Georgia"/>
+                <w:color w:val="23201F"/>
+                <w:sz w:val="19"/>
+                <w:szCs w:val="19"/>
+              </w:rPr>
+              <w:t xml:space="preserve">・仕事用LINE：不特定多数への一斉送信は避け、1対1で。追加時に「何が届くか」を明示。個人情報（電話番号）に紐づく点に留意し、公開は友だち追加URL／QRで。</w:t>
             </w:r>
           </w:p>
           <w:p>

--- a/career-reset-side-business/Threads→アポ_完全マニュアル.docx
+++ b/career-reset-side-business/Threads→アポ_完全マニュアル.docx
@@ -454,7 +454,23 @@
           <w:sz w:val="20"/>
           <w:szCs w:val="20"/>
         </w:rPr>
-        <w:t xml:space="preserve">プロフィールは“24時間働く営業マン”。投稿で興味を持った人が最初に見る場所です。</w:t>
+        <w:t xml:space="preserve">プロフィールは“24時間働く営業マン”。投稿で興味を持った人が最初に見る場所です。下記をそのまま設定してください（見た目の完成イメージは別紙「Threadsプロフィール設定シート」を参照）。</w:t>
+      </w:r>
+    </w:p>
+    <w:p>
+      <w:pPr>
+        <w:spacing w:after="40" w:before="130"/>
+      </w:pPr>
+      <w:r>
+        <w:rPr>
+          <w:rFonts w:ascii="Segoe UI" w:eastAsia="游ゴシック" w:hAnsi="Segoe UI"/>
+          <w:b/>
+          <w:bCs/>
+          <w:color w:val="591826"/>
+          <w:sz w:val="20"/>
+          <w:szCs w:val="20"/>
+        </w:rPr>
+        <w:t xml:space="preserve">表示名（どれか）</w:t>
       </w:r>
     </w:p>
     <w:tbl>
@@ -491,6 +507,208 @@
           </w:tcPr>
           <w:p>
             <w:pPr>
+              <w:spacing w:after="30" w:line="330" w:lineRule="auto"/>
+            </w:pPr>
+            <w:r>
+              <w:rPr>
+                <w:rFonts w:ascii="Georgia" w:eastAsia="游明朝" w:hAnsi="Georgia"/>
+                <w:color w:val="23201F"/>
+                <w:sz w:val="19"/>
+                <w:szCs w:val="19"/>
+              </w:rPr>
+              <w:t xml:space="preserve">安藤｜30代女性の「働き方とお金」整理</w:t>
+            </w:r>
+          </w:p>
+          <w:p>
+            <w:pPr>
+              <w:spacing w:after="30" w:line="330" w:lineRule="auto"/>
+            </w:pPr>
+            <w:r>
+              <w:rPr>
+                <w:rFonts w:ascii="Georgia" w:eastAsia="游明朝" w:hAnsi="Georgia"/>
+                <w:color w:val="23201F"/>
+                <w:sz w:val="19"/>
+                <w:szCs w:val="19"/>
+              </w:rPr>
+              <w:t xml:space="preserve">30代の働き方とお金の整理｜安藤</w:t>
+            </w:r>
+          </w:p>
+          <w:p>
+            <w:pPr>
+              <w:spacing w:after="30" w:line="330" w:lineRule="auto"/>
+            </w:pPr>
+            <w:r>
+              <w:rPr>
+                <w:rFonts w:ascii="Georgia" w:eastAsia="游明朝" w:hAnsi="Georgia"/>
+                <w:color w:val="23201F"/>
+                <w:sz w:val="19"/>
+                <w:szCs w:val="19"/>
+              </w:rPr>
+              <w:t xml:space="preserve">キャリアとお金の整理室（30代女性向け）</w:t>
+            </w:r>
+          </w:p>
+        </w:tc>
+      </w:tr>
+    </w:tbl>
+    <w:p>
+      <w:pPr>
+        <w:spacing w:after="100"/>
+      </w:pPr>
+      <w:r>
+        <w:t xml:space="preserve"/>
+      </w:r>
+    </w:p>
+    <w:p>
+      <w:pPr>
+        <w:spacing w:after="40" w:before="130"/>
+      </w:pPr>
+      <w:r>
+        <w:rPr>
+          <w:rFonts w:ascii="Segoe UI" w:eastAsia="游ゴシック" w:hAnsi="Segoe UI"/>
+          <w:b/>
+          <w:bCs/>
+          <w:color w:val="591826"/>
+          <w:sz w:val="20"/>
+          <w:szCs w:val="20"/>
+        </w:rPr>
+        <w:t xml:space="preserve">ユーザーネーム（＠／空きを確認して1つ）</w:t>
+      </w:r>
+    </w:p>
+    <w:tbl>
+      <w:tblPr>
+        <w:tblW w:type="dxa" w:w="9638"/>
+        <w:tblBorders>
+          <w:top w:val="single" w:color="D8CCC0" w:sz="6"/>
+          <w:left w:val="single" w:color="D8CCC0" w:sz="6"/>
+          <w:bottom w:val="single" w:color="D8CCC0" w:sz="6"/>
+          <w:right w:val="single" w:color="D8CCC0" w:sz="6"/>
+          <w:insideH w:val="single" w:color="auto" w:sz="4"/>
+          <w:insideV w:val="single" w:color="auto" w:sz="4"/>
+        </w:tblBorders>
+      </w:tblPr>
+      <w:tblGrid>
+        <w:gridCol w:w="9638"/>
+      </w:tblGrid>
+      <w:tr>
+        <w:tc>
+          <w:tcPr>
+            <w:tcBorders>
+              <w:top w:val="single" w:color="D8CCC0" w:sz="6"/>
+              <w:left w:val="single" w:color="D8CCC0" w:sz="6"/>
+              <w:bottom w:val="single" w:color="D8CCC0" w:sz="6"/>
+              <w:right w:val="single" w:color="D8CCC0" w:sz="6"/>
+            </w:tcBorders>
+            <w:shd w:fill="F3F1EF" w:color="auto" w:val="clear"/>
+            <w:tcMar>
+              <w:top w:type="dxa" w:w="180"/>
+              <w:left w:type="dxa" w:w="230"/>
+              <w:bottom w:type="dxa" w:w="180"/>
+              <w:right w:type="dxa" w:w="230"/>
+            </w:tcMar>
+          </w:tcPr>
+          <w:p>
+            <w:pPr>
+              <w:spacing w:after="30" w:line="330" w:lineRule="auto"/>
+            </w:pPr>
+            <w:r>
+              <w:rPr>
+                <w:rFonts w:ascii="Georgia" w:eastAsia="游明朝" w:hAnsi="Georgia"/>
+                <w:color w:val="23201F"/>
+                <w:sz w:val="19"/>
+                <w:szCs w:val="19"/>
+              </w:rPr>
+              <w:t xml:space="preserve">career_money_ando</w:t>
+            </w:r>
+          </w:p>
+          <w:p>
+            <w:pPr>
+              <w:spacing w:after="30" w:line="330" w:lineRule="auto"/>
+            </w:pPr>
+            <w:r>
+              <w:rPr>
+                <w:rFonts w:ascii="Georgia" w:eastAsia="游明朝" w:hAnsi="Georgia"/>
+                <w:color w:val="23201F"/>
+                <w:sz w:val="19"/>
+                <w:szCs w:val="19"/>
+              </w:rPr>
+              <w:t xml:space="preserve">hatarakikata_seiri</w:t>
+            </w:r>
+          </w:p>
+          <w:p>
+            <w:pPr>
+              <w:spacing w:after="30" w:line="330" w:lineRule="auto"/>
+            </w:pPr>
+            <w:r>
+              <w:rPr>
+                <w:rFonts w:ascii="Georgia" w:eastAsia="游明朝" w:hAnsi="Georgia"/>
+                <w:color w:val="23201F"/>
+                <w:sz w:val="19"/>
+                <w:szCs w:val="19"/>
+              </w:rPr>
+              <w:t xml:space="preserve">career.reset.30</w:t>
+            </w:r>
+          </w:p>
+        </w:tc>
+      </w:tr>
+    </w:tbl>
+    <w:p>
+      <w:pPr>
+        <w:spacing w:after="100"/>
+      </w:pPr>
+      <w:r>
+        <w:t xml:space="preserve"/>
+      </w:r>
+    </w:p>
+    <w:p>
+      <w:pPr>
+        <w:spacing w:after="40" w:before="130"/>
+      </w:pPr>
+      <w:r>
+        <w:rPr>
+          <w:rFonts w:ascii="Segoe UI" w:eastAsia="游ゴシック" w:hAnsi="Segoe UI"/>
+          <w:b/>
+          <w:bCs/>
+          <w:color w:val="591826"/>
+          <w:sz w:val="20"/>
+          <w:szCs w:val="20"/>
+        </w:rPr>
+        <w:t xml:space="preserve">自己紹介文（bio・3案／150字目安）</w:t>
+      </w:r>
+    </w:p>
+    <w:tbl>
+      <w:tblPr>
+        <w:tblW w:type="dxa" w:w="9638"/>
+        <w:tblBorders>
+          <w:top w:val="single" w:color="D8CCC0" w:sz="6"/>
+          <w:left w:val="single" w:color="D8CCC0" w:sz="6"/>
+          <w:bottom w:val="single" w:color="D8CCC0" w:sz="6"/>
+          <w:right w:val="single" w:color="D8CCC0" w:sz="6"/>
+          <w:insideH w:val="single" w:color="auto" w:sz="4"/>
+          <w:insideV w:val="single" w:color="auto" w:sz="4"/>
+        </w:tblBorders>
+      </w:tblPr>
+      <w:tblGrid>
+        <w:gridCol w:w="9638"/>
+      </w:tblGrid>
+      <w:tr>
+        <w:tc>
+          <w:tcPr>
+            <w:tcBorders>
+              <w:top w:val="single" w:color="D8CCC0" w:sz="6"/>
+              <w:left w:val="single" w:color="D8CCC0" w:sz="6"/>
+              <w:bottom w:val="single" w:color="D8CCC0" w:sz="6"/>
+              <w:right w:val="single" w:color="D8CCC0" w:sz="6"/>
+            </w:tcBorders>
+            <w:shd w:fill="F3F1EF" w:color="auto" w:val="clear"/>
+            <w:tcMar>
+              <w:top w:type="dxa" w:w="180"/>
+              <w:left w:type="dxa" w:w="230"/>
+              <w:bottom w:type="dxa" w:w="180"/>
+              <w:right w:type="dxa" w:w="230"/>
+            </w:tcMar>
+          </w:tcPr>
+          <w:p>
+            <w:pPr>
               <w:spacing w:after="40" w:before="0"/>
             </w:pPr>
             <w:r>
@@ -502,29 +720,21 @@
                 <w:sz w:val="19"/>
                 <w:szCs w:val="19"/>
               </w:rPr>
-              <w:t xml:space="preserve">名前（検索と一目で分かる肩書を）</w:t>
-            </w:r>
-          </w:p>
-          <w:p>
-            <w:pPr>
-              <w:spacing w:after="30" w:line="330" w:lineRule="auto"/>
-            </w:pPr>
-            <w:r>
-              <w:rPr>
-                <w:rFonts w:ascii="Georgia" w:eastAsia="游明朝" w:hAnsi="Georgia"/>
-                <w:color w:val="23201F"/>
-                <w:sz w:val="19"/>
-                <w:szCs w:val="19"/>
-              </w:rPr>
-              <w:t xml:space="preserve">安藤｜30代女性の「働き方とお金」整理</w:t>
-            </w:r>
-          </w:p>
-          <w:p>
-            <w:pPr>
-              <w:spacing w:after="40"/>
-            </w:pPr>
-            <w:r>
-              <w:t xml:space="preserve"/>
+              <w:t xml:space="preserve">A（共感型）</w:t>
+            </w:r>
+          </w:p>
+          <w:p>
+            <w:pPr>
+              <w:spacing w:after="30" w:line="330" w:lineRule="auto"/>
+            </w:pPr>
+            <w:r>
+              <w:rPr>
+                <w:rFonts w:ascii="Georgia" w:eastAsia="游明朝" w:hAnsi="Georgia"/>
+                <w:color w:val="23201F"/>
+                <w:sz w:val="19"/>
+                <w:szCs w:val="19"/>
+              </w:rPr>
+              <w:t xml:space="preserve">「今のままでいいのかな」が消えない30代女性へ。退職・転職・副業・お金を“事実ベース”で一緒に整理。煽りません・答えは押しつけません。▼無料「退職前チェックリスト」は下のリンクから</w:t>
             </w:r>
           </w:p>
           <w:p>
@@ -540,85 +750,21 @@
                 <w:sz w:val="19"/>
                 <w:szCs w:val="19"/>
               </w:rPr>
-              <w:t xml:space="preserve">自己紹介文（bio・150字目安）</w:t>
-            </w:r>
-          </w:p>
-          <w:p>
-            <w:pPr>
-              <w:spacing w:after="30" w:line="330" w:lineRule="auto"/>
-            </w:pPr>
-            <w:r>
-              <w:rPr>
-                <w:rFonts w:ascii="Georgia" w:eastAsia="游明朝" w:hAnsi="Georgia"/>
-                <w:color w:val="23201F"/>
-                <w:sz w:val="19"/>
-                <w:szCs w:val="19"/>
-              </w:rPr>
-              <w:t xml:space="preserve">「今のままでいいのかな」が消えない30代女性へ。</w:t>
-            </w:r>
-          </w:p>
-          <w:p>
-            <w:pPr>
-              <w:spacing w:after="30" w:line="330" w:lineRule="auto"/>
-            </w:pPr>
-            <w:r>
-              <w:rPr>
-                <w:rFonts w:ascii="Georgia" w:eastAsia="游明朝" w:hAnsi="Georgia"/>
-                <w:color w:val="23201F"/>
-                <w:sz w:val="19"/>
-                <w:szCs w:val="19"/>
-              </w:rPr>
-              <w:t xml:space="preserve">退職・転職・副業・お金（失業手当や傷病手当金）を、"事実ベース"で一緒に整理します。</w:t>
-            </w:r>
-          </w:p>
-          <w:p>
-            <w:pPr>
-              <w:spacing w:after="30" w:line="330" w:lineRule="auto"/>
-            </w:pPr>
-            <w:r>
-              <w:rPr>
-                <w:rFonts w:ascii="Georgia" w:eastAsia="游明朝" w:hAnsi="Georgia"/>
-                <w:color w:val="23201F"/>
-                <w:sz w:val="19"/>
-                <w:szCs w:val="19"/>
-              </w:rPr>
-              <w:t xml:space="preserve">煽りません／答えは押し付けません。</w:t>
-            </w:r>
-          </w:p>
-          <w:p>
-            <w:pPr>
-              <w:spacing w:after="30" w:line="330" w:lineRule="auto"/>
-            </w:pPr>
-            <w:r>
-              <w:rPr>
-                <w:rFonts w:ascii="Georgia" w:eastAsia="游明朝" w:hAnsi="Georgia"/>
-                <w:color w:val="23201F"/>
-                <w:sz w:val="19"/>
-                <w:szCs w:val="19"/>
-              </w:rPr>
-              <w:t xml:space="preserve">▼無料「退職前チェックリスト」プレゼント中</w:t>
-            </w:r>
-          </w:p>
-          <w:p>
-            <w:pPr>
-              <w:spacing w:after="30" w:line="330" w:lineRule="auto"/>
-            </w:pPr>
-            <w:r>
-              <w:rPr>
-                <w:rFonts w:ascii="Georgia" w:eastAsia="游明朝" w:hAnsi="Georgia"/>
-                <w:color w:val="23201F"/>
-                <w:sz w:val="19"/>
-                <w:szCs w:val="19"/>
-              </w:rPr>
-              <w:t xml:space="preserve">（LINE友だち追加URL）</w:t>
-            </w:r>
-          </w:p>
-          <w:p>
-            <w:pPr>
-              <w:spacing w:after="40"/>
-            </w:pPr>
-            <w:r>
-              <w:t xml:space="preserve"/>
+              <w:t xml:space="preserve">B（機能型）</w:t>
+            </w:r>
+          </w:p>
+          <w:p>
+            <w:pPr>
+              <w:spacing w:after="30" w:line="330" w:lineRule="auto"/>
+            </w:pPr>
+            <w:r>
+              <w:rPr>
+                <w:rFonts w:ascii="Georgia" w:eastAsia="游明朝" w:hAnsi="Georgia"/>
+                <w:color w:val="23201F"/>
+                <w:sz w:val="19"/>
+                <w:szCs w:val="19"/>
+              </w:rPr>
+              <w:t xml:space="preserve">30代女性の「働き方とお金」整理｜失業手当・傷病手当金・退職後のお金をやさしく中立に解説｜“辞める前に知っておきたいこと”を発信｜無料特典は下↓</w:t>
             </w:r>
           </w:p>
           <w:p>
@@ -634,23 +780,21 @@
                 <w:sz w:val="19"/>
                 <w:szCs w:val="19"/>
               </w:rPr>
-              <w:t xml:space="preserve">リンク：LINE友だち追加URL 1本（無料特典の受け取り先）</w:t>
-            </w:r>
-          </w:p>
-          <w:p>
-            <w:pPr>
-              <w:spacing w:after="40" w:before="100"/>
-            </w:pPr>
-            <w:r>
-              <w:rPr>
-                <w:rFonts w:ascii="Segoe UI" w:eastAsia="游ゴシック" w:hAnsi="Segoe UI"/>
-                <w:b/>
-                <w:bCs/>
-                <w:color w:val="591826"/>
-                <w:sz w:val="19"/>
-                <w:szCs w:val="19"/>
-              </w:rPr>
-              <w:t xml:space="preserve">ピン投稿：自己紹介＋無料特典の案内を固定</w:t>
+              <w:t xml:space="preserve">C（やわらかめ）</w:t>
+            </w:r>
+          </w:p>
+          <w:p>
+            <w:pPr>
+              <w:spacing w:after="30" w:line="330" w:lineRule="auto"/>
+            </w:pPr>
+            <w:r>
+              <w:rPr>
+                <w:rFonts w:ascii="Georgia" w:eastAsia="游明朝" w:hAnsi="Georgia"/>
+                <w:color w:val="23201F"/>
+                <w:sz w:val="19"/>
+                <w:szCs w:val="19"/>
+              </w:rPr>
+              <w:t xml:space="preserve">会社員のままでも、辞めても。30代女性の“これからの働き方とお金”を一緒に整理します。制度はやさしく・中立に。無料「退職前チェックリスト」配布中↓</w:t>
             </w:r>
           </w:p>
         </w:tc>
@@ -662,6 +806,396 @@
       </w:pPr>
       <w:r>
         <w:t xml:space="preserve"/>
+      </w:r>
+    </w:p>
+    <w:p>
+      <w:pPr>
+        <w:spacing w:after="40" w:before="130"/>
+      </w:pPr>
+      <w:r>
+        <w:rPr>
+          <w:rFonts w:ascii="Segoe UI" w:eastAsia="游ゴシック" w:hAnsi="Segoe UI"/>
+          <w:b/>
+          <w:bCs/>
+          <w:color w:val="591826"/>
+          <w:sz w:val="20"/>
+          <w:szCs w:val="20"/>
+        </w:rPr>
+        <w:t xml:space="preserve">リンク（1本だけ）</w:t>
+      </w:r>
+    </w:p>
+    <w:tbl>
+      <w:tblPr>
+        <w:tblW w:type="dxa" w:w="9638"/>
+        <w:tblBorders>
+          <w:top w:val="single" w:color="D8CCC0" w:sz="6"/>
+          <w:left w:val="single" w:color="D8CCC0" w:sz="6"/>
+          <w:bottom w:val="single" w:color="D8CCC0" w:sz="6"/>
+          <w:right w:val="single" w:color="D8CCC0" w:sz="6"/>
+          <w:insideH w:val="single" w:color="auto" w:sz="4"/>
+          <w:insideV w:val="single" w:color="auto" w:sz="4"/>
+        </w:tblBorders>
+      </w:tblPr>
+      <w:tblGrid>
+        <w:gridCol w:w="9638"/>
+      </w:tblGrid>
+      <w:tr>
+        <w:tc>
+          <w:tcPr>
+            <w:tcBorders>
+              <w:top w:val="single" w:color="D8CCC0" w:sz="6"/>
+              <w:left w:val="single" w:color="D8CCC0" w:sz="6"/>
+              <w:bottom w:val="single" w:color="D8CCC0" w:sz="6"/>
+              <w:right w:val="single" w:color="D8CCC0" w:sz="6"/>
+            </w:tcBorders>
+            <w:shd w:fill="F3F1EF" w:color="auto" w:val="clear"/>
+            <w:tcMar>
+              <w:top w:type="dxa" w:w="180"/>
+              <w:left w:type="dxa" w:w="230"/>
+              <w:bottom w:type="dxa" w:w="180"/>
+              <w:right w:type="dxa" w:w="230"/>
+            </w:tcMar>
+          </w:tcPr>
+          <w:p>
+            <w:pPr>
+              <w:spacing w:after="30" w:line="330" w:lineRule="auto"/>
+            </w:pPr>
+            <w:r>
+              <w:rPr>
+                <w:rFonts w:ascii="Georgia" w:eastAsia="游明朝" w:hAnsi="Georgia"/>
+                <w:color w:val="23201F"/>
+                <w:sz w:val="19"/>
+                <w:szCs w:val="19"/>
+              </w:rPr>
+              <w:t xml:space="preserve">（仕事用LINEの友だち追加URL）　←「無料特典の受け取り先」</w:t>
+            </w:r>
+          </w:p>
+        </w:tc>
+      </w:tr>
+    </w:tbl>
+    <w:p>
+      <w:pPr>
+        <w:spacing w:after="100"/>
+      </w:pPr>
+      <w:r>
+        <w:t xml:space="preserve"/>
+      </w:r>
+    </w:p>
+    <w:p>
+      <w:pPr>
+        <w:spacing w:after="40" w:before="130"/>
+      </w:pPr>
+      <w:r>
+        <w:rPr>
+          <w:rFonts w:ascii="Segoe UI" w:eastAsia="游ゴシック" w:hAnsi="Segoe UI"/>
+          <w:b/>
+          <w:bCs/>
+          <w:color w:val="591826"/>
+          <w:sz w:val="20"/>
+          <w:szCs w:val="20"/>
+        </w:rPr>
+        <w:t xml:space="preserve">ピン投稿（固定・そのまま投稿）</w:t>
+      </w:r>
+    </w:p>
+    <w:tbl>
+      <w:tblPr>
+        <w:tblW w:type="dxa" w:w="9638"/>
+        <w:tblBorders>
+          <w:top w:val="single" w:color="D8CCC0" w:sz="6"/>
+          <w:left w:val="single" w:color="D8CCC0" w:sz="6"/>
+          <w:bottom w:val="single" w:color="D8CCC0" w:sz="6"/>
+          <w:right w:val="single" w:color="D8CCC0" w:sz="6"/>
+          <w:insideH w:val="single" w:color="auto" w:sz="4"/>
+          <w:insideV w:val="single" w:color="auto" w:sz="4"/>
+        </w:tblBorders>
+      </w:tblPr>
+      <w:tblGrid>
+        <w:gridCol w:w="9638"/>
+      </w:tblGrid>
+      <w:tr>
+        <w:tc>
+          <w:tcPr>
+            <w:tcBorders>
+              <w:top w:val="single" w:color="D8CCC0" w:sz="6"/>
+              <w:left w:val="single" w:color="D8CCC0" w:sz="6"/>
+              <w:bottom w:val="single" w:color="D8CCC0" w:sz="6"/>
+              <w:right w:val="single" w:color="D8CCC0" w:sz="6"/>
+            </w:tcBorders>
+            <w:shd w:fill="F3F1EF" w:color="auto" w:val="clear"/>
+            <w:tcMar>
+              <w:top w:type="dxa" w:w="180"/>
+              <w:left w:type="dxa" w:w="230"/>
+              <w:bottom w:type="dxa" w:w="180"/>
+              <w:right w:type="dxa" w:w="230"/>
+            </w:tcMar>
+          </w:tcPr>
+          <w:p>
+            <w:pPr>
+              <w:spacing w:after="30" w:line="330" w:lineRule="auto"/>
+            </w:pPr>
+            <w:r>
+              <w:rPr>
+                <w:rFonts w:ascii="Georgia" w:eastAsia="游明朝" w:hAnsi="Georgia"/>
+                <w:color w:val="23201F"/>
+                <w:sz w:val="19"/>
+                <w:szCs w:val="19"/>
+              </w:rPr>
+              <w:t xml:space="preserve">はじめまして、〇〇です。</w:t>
+            </w:r>
+          </w:p>
+          <w:p>
+            <w:pPr>
+              <w:spacing w:after="30" w:line="330" w:lineRule="auto"/>
+            </w:pPr>
+            <w:r>
+              <w:rPr>
+                <w:rFonts w:ascii="Georgia" w:eastAsia="游明朝" w:hAnsi="Georgia"/>
+                <w:color w:val="23201F"/>
+                <w:sz w:val="19"/>
+                <w:szCs w:val="19"/>
+              </w:rPr>
+              <w:t xml:space="preserve">「今すぐ辞めたいわけじゃない。でも、このままでいいのかな」——そんな30代女性へ。</w:t>
+            </w:r>
+          </w:p>
+          <w:p>
+            <w:pPr>
+              <w:spacing w:after="30" w:line="330" w:lineRule="auto"/>
+            </w:pPr>
+            <w:r>
+              <w:rPr>
+                <w:rFonts w:ascii="Georgia" w:eastAsia="游明朝" w:hAnsi="Georgia"/>
+                <w:color w:val="23201F"/>
+                <w:sz w:val="19"/>
+                <w:szCs w:val="19"/>
+              </w:rPr>
+              <w:t xml:space="preserve">退職・転職・副業・お金（失業手当や傷病手当金）を、煽らず・事実ベースで一緒に整理する発信をしています。</w:t>
+            </w:r>
+          </w:p>
+          <w:p>
+            <w:pPr>
+              <w:spacing w:after="30" w:line="330" w:lineRule="auto"/>
+            </w:pPr>
+            <w:r>
+              <w:rPr>
+                <w:rFonts w:ascii="Georgia" w:eastAsia="游明朝" w:hAnsi="Georgia"/>
+                <w:color w:val="23201F"/>
+                <w:sz w:val="19"/>
+                <w:szCs w:val="19"/>
+              </w:rPr>
+              <w:t xml:space="preserve">答えは押しつけません。まずは“選択肢を知る”ところから。</w:t>
+            </w:r>
+          </w:p>
+          <w:p>
+            <w:pPr>
+              <w:spacing w:after="30" w:line="330" w:lineRule="auto"/>
+            </w:pPr>
+            <w:r>
+              <w:rPr>
+                <w:rFonts w:ascii="Georgia" w:eastAsia="游明朝" w:hAnsi="Georgia"/>
+                <w:color w:val="23201F"/>
+                <w:sz w:val="19"/>
+                <w:szCs w:val="19"/>
+              </w:rPr>
+              <w:t xml:space="preserve">▼無料「退職前チェックリスト」はプロフィールのLINEから受け取れます（売り込みはしません）。</w:t>
+            </w:r>
+          </w:p>
+        </w:tc>
+      </w:tr>
+    </w:tbl>
+    <w:p>
+      <w:pPr>
+        <w:spacing w:after="100"/>
+      </w:pPr>
+      <w:r>
+        <w:t xml:space="preserve"/>
+      </w:r>
+    </w:p>
+    <w:p>
+      <w:pPr>
+        <w:spacing w:after="40" w:before="130"/>
+      </w:pPr>
+      <w:r>
+        <w:rPr>
+          <w:rFonts w:ascii="Segoe UI" w:eastAsia="游ゴシック" w:hAnsi="Segoe UI"/>
+          <w:b/>
+          <w:bCs/>
+          <w:color w:val="591826"/>
+          <w:sz w:val="20"/>
+          <w:szCs w:val="20"/>
+        </w:rPr>
+        <w:t xml:space="preserve">開設直後の最初の3投稿</w:t>
+      </w:r>
+    </w:p>
+    <w:p>
+      <w:pPr>
+        <w:spacing w:after="40" w:line="340" w:lineRule="auto"/>
+        <w:ind w:left="300" w:hanging="300"/>
+      </w:pPr>
+      <w:r>
+        <w:rPr>
+          <w:rFonts w:ascii="Segoe UI" w:eastAsia="游ゴシック" w:hAnsi="Segoe UI"/>
+          <w:b/>
+          <w:bCs/>
+          <w:color w:val="7A2233"/>
+          <w:sz w:val="20"/>
+          <w:szCs w:val="20"/>
+        </w:rPr>
+        <w:t xml:space="preserve">・</w:t>
+      </w:r>
+      <w:r>
+        <w:rPr>
+          <w:rFonts w:ascii="Georgia" w:eastAsia="游明朝" w:hAnsi="Georgia"/>
+          <w:color w:val="23201F"/>
+          <w:sz w:val="20"/>
+          <w:szCs w:val="20"/>
+        </w:rPr>
+        <w:t xml:space="preserve">自己紹介＆スタンス（上のピン投稿をそのまま）</w:t>
+      </w:r>
+    </w:p>
+    <w:p>
+      <w:pPr>
+        <w:spacing w:after="40" w:line="340" w:lineRule="auto"/>
+        <w:ind w:left="300" w:hanging="300"/>
+      </w:pPr>
+      <w:r>
+        <w:rPr>
+          <w:rFonts w:ascii="Segoe UI" w:eastAsia="游ゴシック" w:hAnsi="Segoe UI"/>
+          <w:b/>
+          <w:bCs/>
+          <w:color w:val="7A2233"/>
+          <w:sz w:val="20"/>
+          <w:szCs w:val="20"/>
+        </w:rPr>
+        <w:t xml:space="preserve">・</w:t>
+      </w:r>
+      <w:r>
+        <w:rPr>
+          <w:rFonts w:ascii="Georgia" w:eastAsia="游明朝" w:hAnsi="Georgia"/>
+          <w:color w:val="23201F"/>
+          <w:sz w:val="20"/>
+          <w:szCs w:val="20"/>
+        </w:rPr>
+        <w:t xml:space="preserve">お役立ち＋導線（下の投稿例②：失業手当の誤解）</w:t>
+      </w:r>
+    </w:p>
+    <w:p>
+      <w:pPr>
+        <w:spacing w:after="40" w:line="340" w:lineRule="auto"/>
+        <w:ind w:left="300" w:hanging="300"/>
+      </w:pPr>
+      <w:r>
+        <w:rPr>
+          <w:rFonts w:ascii="Segoe UI" w:eastAsia="游ゴシック" w:hAnsi="Segoe UI"/>
+          <w:b/>
+          <w:bCs/>
+          <w:color w:val="7A2233"/>
+          <w:sz w:val="20"/>
+          <w:szCs w:val="20"/>
+        </w:rPr>
+        <w:t xml:space="preserve">・</w:t>
+      </w:r>
+      <w:r>
+        <w:rPr>
+          <w:rFonts w:ascii="Georgia" w:eastAsia="游明朝" w:hAnsi="Georgia"/>
+          <w:color w:val="23201F"/>
+          <w:sz w:val="20"/>
+          <w:szCs w:val="20"/>
+        </w:rPr>
+        <w:t xml:space="preserve">保存される一覧（下の投稿例⑤：退職前チェック）</w:t>
+      </w:r>
+    </w:p>
+    <w:p>
+      <w:pPr>
+        <w:spacing w:after="40" w:before="130"/>
+      </w:pPr>
+      <w:r>
+        <w:rPr>
+          <w:rFonts w:ascii="Segoe UI" w:eastAsia="游ゴシック" w:hAnsi="Segoe UI"/>
+          <w:b/>
+          <w:bCs/>
+          <w:color w:val="591826"/>
+          <w:sz w:val="20"/>
+          <w:szCs w:val="20"/>
+        </w:rPr>
+        <w:t xml:space="preserve">アカウント設定メモ</w:t>
+      </w:r>
+    </w:p>
+    <w:p>
+      <w:pPr>
+        <w:spacing w:after="40" w:line="340" w:lineRule="auto"/>
+        <w:ind w:left="300" w:hanging="300"/>
+      </w:pPr>
+      <w:r>
+        <w:rPr>
+          <w:rFonts w:ascii="Segoe UI" w:eastAsia="游ゴシック" w:hAnsi="Segoe UI"/>
+          <w:b/>
+          <w:bCs/>
+          <w:color w:val="7A2233"/>
+          <w:sz w:val="20"/>
+          <w:szCs w:val="20"/>
+        </w:rPr>
+        <w:t xml:space="preserve">・</w:t>
+      </w:r>
+      <w:r>
+        <w:rPr>
+          <w:rFonts w:ascii="Georgia" w:eastAsia="游明朝" w:hAnsi="Georgia"/>
+          <w:color w:val="23201F"/>
+          <w:sz w:val="20"/>
+          <w:szCs w:val="20"/>
+        </w:rPr>
+        <w:t xml:space="preserve">ThreadsはInstagram連携が必須。連携先がHP制作・求人系なら、この発信用に新しいInstagram（＝新Threads）を作ると世界観が混ざらない。</w:t>
+      </w:r>
+    </w:p>
+    <w:p>
+      <w:pPr>
+        <w:spacing w:after="40" w:line="340" w:lineRule="auto"/>
+        <w:ind w:left="300" w:hanging="300"/>
+      </w:pPr>
+      <w:r>
+        <w:rPr>
+          <w:rFonts w:ascii="Segoe UI" w:eastAsia="游ゴシック" w:hAnsi="Segoe UI"/>
+          <w:b/>
+          <w:bCs/>
+          <w:color w:val="7A2233"/>
+          <w:sz w:val="20"/>
+          <w:szCs w:val="20"/>
+        </w:rPr>
+        <w:t xml:space="preserve">・</w:t>
+      </w:r>
+      <w:r>
+        <w:rPr>
+          <w:rFonts w:ascii="Georgia" w:eastAsia="游明朝" w:hAnsi="Georgia"/>
+          <w:color w:val="23201F"/>
+          <w:sz w:val="20"/>
+          <w:szCs w:val="20"/>
+        </w:rPr>
+        <w:t xml:space="preserve">アイコンは本人写真かロゴ。清潔感・安心感を優先。</w:t>
+      </w:r>
+    </w:p>
+    <w:p>
+      <w:pPr>
+        <w:spacing w:after="40" w:line="340" w:lineRule="auto"/>
+        <w:ind w:left="300" w:hanging="300"/>
+      </w:pPr>
+      <w:r>
+        <w:rPr>
+          <w:rFonts w:ascii="Segoe UI" w:eastAsia="游ゴシック" w:hAnsi="Segoe UI"/>
+          <w:b/>
+          <w:bCs/>
+          <w:color w:val="7A2233"/>
+          <w:sz w:val="20"/>
+          <w:szCs w:val="20"/>
+        </w:rPr>
+        <w:t xml:space="preserve">・</w:t>
+      </w:r>
+      <w:r>
+        <w:rPr>
+          <w:rFonts w:ascii="Georgia" w:eastAsia="游明朝" w:hAnsi="Georgia"/>
+          <w:color w:val="23201F"/>
+          <w:sz w:val="20"/>
+          <w:szCs w:val="20"/>
+        </w:rPr>
+        <w:t xml:space="preserve">仕事用LINEも名前・アイコン・公開範囲を「仕事用」に整える。</w:t>
       </w:r>
     </w:p>
     <w:p>
